--- a/Practice_2.docx
+++ b/Practice_2.docx
@@ -21,10 +21,28 @@
           <w:lang w:val="ru-RU"/>
         </w:rPr>
         <w:br/>
-        <w:t xml:space="preserve">Анализ сетевого трафика с помощью </w:t>
-      </w:r>
-      <w:r>
-        <w:t>Wireshark</w:t>
+        <w:t xml:space="preserve">Настройка статической маршрутизации между тремя маршрутизаторами в </w:t>
+      </w:r>
+      <w:r>
+        <w:t>Cisco</w:t>
+      </w:r>
+      <w:r>
+        <w:rPr>
+          <w:lang w:val="ru-RU"/>
+        </w:rPr>
+        <w:t xml:space="preserve"> </w:t>
+      </w:r>
+      <w:r>
+        <w:t>Packet</w:t>
+      </w:r>
+      <w:r>
+        <w:rPr>
+          <w:lang w:val="ru-RU"/>
+        </w:rPr>
+        <w:t xml:space="preserve"> </w:t>
+      </w:r>
+      <w:r>
+        <w:t>Tracer</w:t>
       </w:r>
     </w:p>
     <w:p>
@@ -38,7 +56,1303 @@
         <w:rPr>
           <w:lang w:val="ru-RU"/>
         </w:rPr>
-        <w:t>Практическая часть</w:t>
+        <w:t>Цель работы</w:t>
+      </w:r>
+    </w:p>
+    <w:p>
+      <w:pPr>
+        <w:rPr>
+          <w:lang w:val="ru-RU"/>
+        </w:rPr>
+      </w:pPr>
+      <w:r>
+        <w:rPr>
+          <w:lang w:val="ru-RU"/>
+        </w:rPr>
+        <w:t xml:space="preserve">Научиться создавать сетевую топологию с несколькими маршрутизаторами, настраивать </w:t>
+      </w:r>
+      <w:r>
+        <w:t>IP</w:t>
+      </w:r>
+      <w:r>
+        <w:rPr>
+          <w:lang w:val="ru-RU"/>
+        </w:rPr>
+        <w:t xml:space="preserve">-адресацию, интерфейсы </w:t>
+      </w:r>
+      <w:r>
+        <w:rPr>
+          <w:lang w:val="ru-RU"/>
+        </w:rPr>
+        <w:t>маршрутизаторов и статические маршруты для обеспечения связи между удалёнными локальными сетями.</w:t>
+      </w:r>
+    </w:p>
+    <w:p>
+      <w:pPr>
+        <w:pStyle w:val="21"/>
+      </w:pPr>
+      <w:proofErr w:type="spellStart"/>
+      <w:r>
+        <w:t>Оборудование</w:t>
+      </w:r>
+      <w:proofErr w:type="spellEnd"/>
+    </w:p>
+    <w:p>
+      <w:pPr>
+        <w:pStyle w:val="a0"/>
+      </w:pPr>
+      <w:r>
+        <w:t>3 маршрутизатора Cisco 2911</w:t>
+      </w:r>
+    </w:p>
+    <w:p>
+      <w:pPr>
+        <w:pStyle w:val="a0"/>
+      </w:pPr>
+      <w:r>
+        <w:t>3 коммутатора Cisco 2960</w:t>
+      </w:r>
+    </w:p>
+    <w:p>
+      <w:pPr>
+        <w:pStyle w:val="a0"/>
+      </w:pPr>
+      <w:r>
+        <w:t>3 компьютера PC-PT</w:t>
+      </w:r>
+    </w:p>
+    <w:p>
+      <w:pPr>
+        <w:pStyle w:val="a0"/>
+      </w:pPr>
+      <w:r>
+        <w:t>Кабели Copper Straight-Through и Copper Cross-Over</w:t>
+      </w:r>
+    </w:p>
+    <w:p>
+      <w:pPr>
+        <w:pStyle w:val="21"/>
+      </w:pPr>
+      <w:r>
+        <w:t>Топология сети</w:t>
+      </w:r>
+    </w:p>
+    <w:p>
+      <w:pPr>
+        <w:jc w:val="center"/>
+      </w:pPr>
+      <w:r>
+        <w:drawing>
+          <wp:inline distT="0" distB="0" distL="0" distR="0" wp14:anchorId="219CD00A" wp14:editId="17E5C655">
+            <wp:extent cx="3886742" cy="3143689"/>
+            <wp:effectExtent l="0" t="0" r="0" b="0"/>
+            <wp:docPr id="1" name="Рисунок 1"/>
+            <wp:cNvGraphicFramePr>
+              <a:graphicFrameLocks xmlns:a="http://schemas.openxmlformats.org/drawingml/2006/main" noChangeAspect="1"/>
+            </wp:cNvGraphicFramePr>
+            <a:graphic xmlns:a="http://schemas.openxmlformats.org/drawingml/2006/main">
+              <a:graphicData uri="http://schemas.openxmlformats.org/drawingml/2006/picture">
+                <pic:pic xmlns:pic="http://schemas.openxmlformats.org/drawingml/2006/picture">
+                  <pic:nvPicPr>
+                    <pic:cNvPr id="1" name=""/>
+                    <pic:cNvPicPr/>
+                  </pic:nvPicPr>
+                  <pic:blipFill>
+                    <a:blip r:embed="rId6"/>
+                    <a:stretch>
+                      <a:fillRect/>
+                    </a:stretch>
+                  </pic:blipFill>
+                  <pic:spPr>
+                    <a:xfrm>
+                      <a:off x="0" y="0"/>
+                      <a:ext cx="3886742" cy="3143689"/>
+                    </a:xfrm>
+                    <a:prstGeom prst="rect">
+                      <a:avLst/>
+                    </a:prstGeom>
+                  </pic:spPr>
+                </pic:pic>
+              </a:graphicData>
+            </a:graphic>
+          </wp:inline>
+        </w:drawing>
+      </w:r>
+      <w:r>
+        <w:br/>
+      </w:r>
+      <w:r>
+        <w:br/>
+        <w:t>Router1 — Router2 — Router3 образуют магистральную часть сети.</w:t>
+      </w:r>
+    </w:p>
+    <w:p>
+      <w:pPr>
+        <w:pStyle w:val="21"/>
+      </w:pPr>
+      <w:r>
+        <w:t>IP-адресация сети</w:t>
+      </w:r>
+    </w:p>
+    <w:tbl>
+      <w:tblPr>
+        <w:tblStyle w:val="aff0"/>
+        <w:tblW w:w="0" w:type="auto"/>
+        <w:tblLook w:val="04A0" w:firstRow="1" w:lastRow="0" w:firstColumn="1" w:lastColumn="0" w:noHBand="0" w:noVBand="1"/>
+      </w:tblPr>
+      <w:tblGrid>
+        <w:gridCol w:w="2160"/>
+        <w:gridCol w:w="2160"/>
+        <w:gridCol w:w="2160"/>
+        <w:gridCol w:w="2160"/>
+      </w:tblGrid>
+      <w:tr>
+        <w:tc>
+          <w:tcPr>
+            <w:tcW w:w="2160" w:type="dxa"/>
+          </w:tcPr>
+          <w:p>
+            <w:r>
+              <w:t>Устройство</w:t>
+            </w:r>
+          </w:p>
+        </w:tc>
+        <w:tc>
+          <w:tcPr>
+            <w:tcW w:w="2160" w:type="dxa"/>
+          </w:tcPr>
+          <w:p>
+            <w:r>
+              <w:t>Интерфейс</w:t>
+            </w:r>
+          </w:p>
+        </w:tc>
+        <w:tc>
+          <w:tcPr>
+            <w:tcW w:w="2160" w:type="dxa"/>
+          </w:tcPr>
+          <w:p>
+            <w:r>
+              <w:t>IP-адрес</w:t>
+            </w:r>
+          </w:p>
+        </w:tc>
+        <w:tc>
+          <w:tcPr>
+            <w:tcW w:w="2160" w:type="dxa"/>
+          </w:tcPr>
+          <w:p>
+            <w:r>
+              <w:t>Маска</w:t>
+            </w:r>
+          </w:p>
+        </w:tc>
+      </w:tr>
+      <w:tr>
+        <w:tc>
+          <w:tcPr>
+            <w:tcW w:w="2160" w:type="dxa"/>
+          </w:tcPr>
+          <w:p>
+            <w:r>
+              <w:t>PC1</w:t>
+            </w:r>
+          </w:p>
+        </w:tc>
+        <w:tc>
+          <w:tcPr>
+            <w:tcW w:w="2160" w:type="dxa"/>
+          </w:tcPr>
+          <w:p>
+            <w:r>
+              <w:t>FastEthernet</w:t>
+            </w:r>
+          </w:p>
+        </w:tc>
+        <w:tc>
+          <w:tcPr>
+            <w:tcW w:w="2160" w:type="dxa"/>
+          </w:tcPr>
+          <w:p>
+            <w:r>
+              <w:t>192.168.1.10</w:t>
+            </w:r>
+          </w:p>
+        </w:tc>
+        <w:tc>
+          <w:tcPr>
+            <w:tcW w:w="2160" w:type="dxa"/>
+          </w:tcPr>
+          <w:p>
+            <w:r>
+              <w:t>255.255.255.0</w:t>
+            </w:r>
+          </w:p>
+        </w:tc>
+      </w:tr>
+      <w:tr>
+        <w:tc>
+          <w:tcPr>
+            <w:tcW w:w="2160" w:type="dxa"/>
+          </w:tcPr>
+          <w:p>
+            <w:r>
+              <w:t>Router1</w:t>
+            </w:r>
+          </w:p>
+        </w:tc>
+        <w:tc>
+          <w:tcPr>
+            <w:tcW w:w="2160" w:type="dxa"/>
+          </w:tcPr>
+          <w:p>
+            <w:r>
+              <w:t>G0/0</w:t>
+            </w:r>
+          </w:p>
+        </w:tc>
+        <w:tc>
+          <w:tcPr>
+            <w:tcW w:w="2160" w:type="dxa"/>
+          </w:tcPr>
+          <w:p>
+            <w:r>
+              <w:t>192.168.1.1</w:t>
+            </w:r>
+          </w:p>
+        </w:tc>
+        <w:tc>
+          <w:tcPr>
+            <w:tcW w:w="2160" w:type="dxa"/>
+          </w:tcPr>
+          <w:p>
+            <w:r>
+              <w:t>255.255.255.0</w:t>
+            </w:r>
+          </w:p>
+        </w:tc>
+      </w:tr>
+      <w:tr>
+        <w:tc>
+          <w:tcPr>
+            <w:tcW w:w="2160" w:type="dxa"/>
+          </w:tcPr>
+          <w:p>
+            <w:r>
+              <w:t>Router1</w:t>
+            </w:r>
+          </w:p>
+        </w:tc>
+        <w:tc>
+          <w:tcPr>
+            <w:tcW w:w="2160" w:type="dxa"/>
+          </w:tcPr>
+          <w:p>
+            <w:r>
+              <w:t>G0/1</w:t>
+            </w:r>
+          </w:p>
+        </w:tc>
+        <w:tc>
+          <w:tcPr>
+            <w:tcW w:w="2160" w:type="dxa"/>
+          </w:tcPr>
+          <w:p>
+            <w:r>
+              <w:t>10.0.0.1</w:t>
+            </w:r>
+          </w:p>
+        </w:tc>
+        <w:tc>
+          <w:tcPr>
+            <w:tcW w:w="2160" w:type="dxa"/>
+          </w:tcPr>
+          <w:p>
+            <w:r>
+              <w:t>255.255.255.252</w:t>
+            </w:r>
+          </w:p>
+        </w:tc>
+      </w:tr>
+      <w:tr>
+        <w:tc>
+          <w:tcPr>
+            <w:tcW w:w="2160" w:type="dxa"/>
+          </w:tcPr>
+          <w:p>
+            <w:r>
+              <w:t>Router2</w:t>
+            </w:r>
+          </w:p>
+        </w:tc>
+        <w:tc>
+          <w:tcPr>
+            <w:tcW w:w="2160" w:type="dxa"/>
+          </w:tcPr>
+          <w:p>
+            <w:r>
+              <w:t>G0/1</w:t>
+            </w:r>
+          </w:p>
+        </w:tc>
+        <w:tc>
+          <w:tcPr>
+            <w:tcW w:w="2160" w:type="dxa"/>
+          </w:tcPr>
+          <w:p>
+            <w:r>
+              <w:t>10.0.0.2</w:t>
+            </w:r>
+          </w:p>
+        </w:tc>
+        <w:tc>
+          <w:tcPr>
+            <w:tcW w:w="2160" w:type="dxa"/>
+          </w:tcPr>
+          <w:p>
+            <w:r>
+              <w:t>255.255.255.252</w:t>
+            </w:r>
+          </w:p>
+        </w:tc>
+      </w:tr>
+      <w:tr>
+        <w:tc>
+          <w:tcPr>
+            <w:tcW w:w="2160" w:type="dxa"/>
+          </w:tcPr>
+          <w:p>
+            <w:r>
+              <w:lastRenderedPageBreak/>
+              <w:t>Router2</w:t>
+            </w:r>
+          </w:p>
+        </w:tc>
+        <w:tc>
+          <w:tcPr>
+            <w:tcW w:w="2160" w:type="dxa"/>
+          </w:tcPr>
+          <w:p>
+            <w:r>
+              <w:t>G0/0</w:t>
+            </w:r>
+          </w:p>
+        </w:tc>
+        <w:tc>
+          <w:tcPr>
+            <w:tcW w:w="2160" w:type="dxa"/>
+          </w:tcPr>
+          <w:p>
+            <w:r>
+              <w:t>192.168.2.1</w:t>
+            </w:r>
+          </w:p>
+        </w:tc>
+        <w:tc>
+          <w:tcPr>
+            <w:tcW w:w="2160" w:type="dxa"/>
+          </w:tcPr>
+          <w:p>
+            <w:r>
+              <w:t>255.255.255.0</w:t>
+            </w:r>
+          </w:p>
+        </w:tc>
+      </w:tr>
+      <w:tr>
+        <w:tc>
+          <w:tcPr>
+            <w:tcW w:w="2160" w:type="dxa"/>
+          </w:tcPr>
+          <w:p>
+            <w:r>
+              <w:t>Router2</w:t>
+            </w:r>
+          </w:p>
+        </w:tc>
+        <w:tc>
+          <w:tcPr>
+            <w:tcW w:w="2160" w:type="dxa"/>
+          </w:tcPr>
+          <w:p>
+            <w:r>
+              <w:t>G0/2</w:t>
+            </w:r>
+          </w:p>
+        </w:tc>
+        <w:tc>
+          <w:tcPr>
+            <w:tcW w:w="2160" w:type="dxa"/>
+          </w:tcPr>
+          <w:p>
+            <w:r>
+              <w:t>20.0.0.1</w:t>
+            </w:r>
+          </w:p>
+        </w:tc>
+        <w:tc>
+          <w:tcPr>
+            <w:tcW w:w="2160" w:type="dxa"/>
+          </w:tcPr>
+          <w:p>
+            <w:r>
+              <w:t>255.255.255.252</w:t>
+            </w:r>
+          </w:p>
+        </w:tc>
+      </w:tr>
+      <w:tr>
+        <w:tc>
+          <w:tcPr>
+            <w:tcW w:w="2160" w:type="dxa"/>
+          </w:tcPr>
+          <w:p>
+            <w:r>
+              <w:t>Router3</w:t>
+            </w:r>
+          </w:p>
+        </w:tc>
+        <w:tc>
+          <w:tcPr>
+            <w:tcW w:w="2160" w:type="dxa"/>
+          </w:tcPr>
+          <w:p>
+            <w:r>
+              <w:t>G0/1</w:t>
+            </w:r>
+          </w:p>
+        </w:tc>
+        <w:tc>
+          <w:tcPr>
+            <w:tcW w:w="2160" w:type="dxa"/>
+          </w:tcPr>
+          <w:p>
+            <w:r>
+              <w:t>20.0.0.2</w:t>
+            </w:r>
+          </w:p>
+        </w:tc>
+        <w:tc>
+          <w:tcPr>
+            <w:tcW w:w="2160" w:type="dxa"/>
+          </w:tcPr>
+          <w:p>
+            <w:r>
+              <w:t>255.255.255.252</w:t>
+            </w:r>
+          </w:p>
+        </w:tc>
+      </w:tr>
+      <w:tr>
+        <w:tc>
+          <w:tcPr>
+            <w:tcW w:w="2160" w:type="dxa"/>
+          </w:tcPr>
+          <w:p>
+            <w:r>
+              <w:t>Router3</w:t>
+            </w:r>
+          </w:p>
+        </w:tc>
+        <w:tc>
+          <w:tcPr>
+            <w:tcW w:w="2160" w:type="dxa"/>
+          </w:tcPr>
+          <w:p>
+            <w:r>
+              <w:t>G0/0</w:t>
+            </w:r>
+          </w:p>
+        </w:tc>
+        <w:tc>
+          <w:tcPr>
+            <w:tcW w:w="2160" w:type="dxa"/>
+          </w:tcPr>
+          <w:p>
+            <w:r>
+              <w:t>192.168.3.1</w:t>
+            </w:r>
+          </w:p>
+        </w:tc>
+        <w:tc>
+          <w:tcPr>
+            <w:tcW w:w="2160" w:type="dxa"/>
+          </w:tcPr>
+          <w:p>
+            <w:r>
+              <w:t>255.255.255.0</w:t>
+            </w:r>
+          </w:p>
+        </w:tc>
+      </w:tr>
+      <w:tr>
+        <w:tc>
+          <w:tcPr>
+            <w:tcW w:w="2160" w:type="dxa"/>
+          </w:tcPr>
+          <w:p>
+            <w:r>
+              <w:t>PC2</w:t>
+            </w:r>
+          </w:p>
+        </w:tc>
+        <w:tc>
+          <w:tcPr>
+            <w:tcW w:w="2160" w:type="dxa"/>
+          </w:tcPr>
+          <w:p>
+            <w:r>
+              <w:t>FastEthernet</w:t>
+            </w:r>
+          </w:p>
+        </w:tc>
+        <w:tc>
+          <w:tcPr>
+            <w:tcW w:w="2160" w:type="dxa"/>
+          </w:tcPr>
+          <w:p>
+            <w:r>
+              <w:t>192.168.2.10</w:t>
+            </w:r>
+          </w:p>
+        </w:tc>
+        <w:tc>
+          <w:tcPr>
+            <w:tcW w:w="2160" w:type="dxa"/>
+          </w:tcPr>
+          <w:p>
+            <w:r>
+              <w:t>255.255.255.0</w:t>
+            </w:r>
+          </w:p>
+        </w:tc>
+      </w:tr>
+      <w:tr>
+        <w:tc>
+          <w:tcPr>
+            <w:tcW w:w="2160" w:type="dxa"/>
+          </w:tcPr>
+          <w:p>
+            <w:r>
+              <w:t>PC3</w:t>
+            </w:r>
+          </w:p>
+        </w:tc>
+        <w:tc>
+          <w:tcPr>
+            <w:tcW w:w="2160" w:type="dxa"/>
+          </w:tcPr>
+          <w:p>
+            <w:r>
+              <w:t>FastEthernet</w:t>
+            </w:r>
+          </w:p>
+        </w:tc>
+        <w:tc>
+          <w:tcPr>
+            <w:tcW w:w="2160" w:type="dxa"/>
+          </w:tcPr>
+          <w:p>
+            <w:r>
+              <w:t>192.168.3.10</w:t>
+            </w:r>
+          </w:p>
+        </w:tc>
+        <w:tc>
+          <w:tcPr>
+            <w:tcW w:w="2160" w:type="dxa"/>
+          </w:tcPr>
+          <w:p>
+            <w:r>
+              <w:t>255.255.255.0</w:t>
+            </w:r>
+          </w:p>
+        </w:tc>
+      </w:tr>
+    </w:tbl>
+    <w:p>
+      <w:pPr>
+        <w:pStyle w:val="21"/>
+      </w:pPr>
+      <w:r>
+        <w:t>Ход выполнения работы</w:t>
+      </w:r>
+    </w:p>
+    <w:p>
+      <w:pPr>
+        <w:pStyle w:val="31"/>
+      </w:pPr>
+      <w:r>
+        <w:t>1. Настройка компьютеров</w:t>
+      </w:r>
+    </w:p>
+    <w:p>
+      <w:r>
+        <w:t>Настроить IP-адреса компьютеров и шлюзы:</w:t>
+      </w:r>
+      <w:r>
+        <w:br/>
+      </w:r>
+      <w:r>
+        <w:br/>
+        <w:t>PC1: 192.168.1.10, Gateway 192.168.1.1</w:t>
+      </w:r>
+      <w:r>
+        <w:br/>
+        <w:t xml:space="preserve">PC2: </w:t>
+      </w:r>
+      <w:r>
+        <w:t>192.168.2.10, Gateway 192.168.2.1</w:t>
+      </w:r>
+      <w:r>
+        <w:br/>
+        <w:t>PC3: 192.168.3.10, Gateway 192.168.3.1</w:t>
+      </w:r>
+    </w:p>
+    <w:p>
+      <w:pPr>
+        <w:pStyle w:val="31"/>
+        <w:rPr>
+          <w:lang w:val="ru-RU"/>
+        </w:rPr>
+      </w:pPr>
+      <w:r>
+        <w:rPr>
+          <w:lang w:val="ru-RU"/>
+        </w:rPr>
+        <w:t xml:space="preserve">2. Настройка интерфейсов </w:t>
+      </w:r>
+      <w:r>
+        <w:t>Router</w:t>
+      </w:r>
+      <w:r>
+        <w:rPr>
+          <w:lang w:val="ru-RU"/>
+        </w:rPr>
+        <w:t>1</w:t>
+      </w:r>
+    </w:p>
+    <w:p>
+      <w:pPr>
+        <w:rPr>
+          <w:lang w:val="ru-RU"/>
+        </w:rPr>
+      </w:pPr>
+      <w:r>
+        <w:t>G</w:t>
+      </w:r>
+      <w:r>
+        <w:rPr>
+          <w:lang w:val="ru-RU"/>
+        </w:rPr>
+        <w:t>0/0: 192.168.1.1/24</w:t>
+      </w:r>
+      <w:r>
+        <w:rPr>
+          <w:lang w:val="ru-RU"/>
+        </w:rPr>
+        <w:br/>
+      </w:r>
+      <w:r>
+        <w:t>G</w:t>
+      </w:r>
+      <w:r>
+        <w:rPr>
+          <w:lang w:val="ru-RU"/>
+        </w:rPr>
+        <w:t>0/1: 10.0.0.1/30</w:t>
+      </w:r>
+      <w:r>
+        <w:rPr>
+          <w:lang w:val="ru-RU"/>
+        </w:rPr>
+        <w:br/>
+      </w:r>
+      <w:r>
+        <w:rPr>
+          <w:lang w:val="ru-RU"/>
+        </w:rPr>
+        <w:br/>
+        <w:t xml:space="preserve">Включить интерфейсы командой </w:t>
+      </w:r>
+      <w:r>
+        <w:t>no</w:t>
+      </w:r>
+      <w:r>
+        <w:rPr>
+          <w:lang w:val="ru-RU"/>
+        </w:rPr>
+        <w:t xml:space="preserve"> </w:t>
+      </w:r>
+      <w:r>
+        <w:t>shutdown</w:t>
+      </w:r>
+      <w:r>
+        <w:rPr>
+          <w:lang w:val="ru-RU"/>
+        </w:rPr>
+        <w:t>.</w:t>
+      </w:r>
+    </w:p>
+    <w:p>
+      <w:pPr>
+        <w:pStyle w:val="31"/>
+        <w:rPr>
+          <w:lang w:val="ru-RU"/>
+        </w:rPr>
+      </w:pPr>
+      <w:r>
+        <w:rPr>
+          <w:lang w:val="ru-RU"/>
+        </w:rPr>
+        <w:t xml:space="preserve">3. Настройка интерфейсов </w:t>
+      </w:r>
+      <w:r>
+        <w:t>Router</w:t>
+      </w:r>
+      <w:r>
+        <w:rPr>
+          <w:lang w:val="ru-RU"/>
+        </w:rPr>
+        <w:t>2</w:t>
+      </w:r>
+    </w:p>
+    <w:p>
+      <w:pPr>
+        <w:rPr>
+          <w:lang w:val="ru-RU"/>
+        </w:rPr>
+      </w:pPr>
+      <w:r>
+        <w:t>G</w:t>
+      </w:r>
+      <w:r>
+        <w:rPr>
+          <w:lang w:val="ru-RU"/>
+        </w:rPr>
+        <w:t>0/0: 192.168.2.1/24</w:t>
+      </w:r>
+      <w:r>
+        <w:rPr>
+          <w:lang w:val="ru-RU"/>
+        </w:rPr>
+        <w:br/>
+      </w:r>
+      <w:r>
+        <w:t>G</w:t>
+      </w:r>
+      <w:r>
+        <w:rPr>
+          <w:lang w:val="ru-RU"/>
+        </w:rPr>
+        <w:t xml:space="preserve">0/1: </w:t>
+      </w:r>
+      <w:r>
+        <w:rPr>
+          <w:lang w:val="ru-RU"/>
+        </w:rPr>
+        <w:t>10.0.0.2/30</w:t>
+      </w:r>
+      <w:r>
+        <w:rPr>
+          <w:lang w:val="ru-RU"/>
+        </w:rPr>
+        <w:br/>
+      </w:r>
+      <w:r>
+        <w:t>G</w:t>
+      </w:r>
+      <w:r>
+        <w:rPr>
+          <w:lang w:val="ru-RU"/>
+        </w:rPr>
+        <w:t>0/2: 20.0.0.1/30</w:t>
+      </w:r>
+      <w:r>
+        <w:rPr>
+          <w:lang w:val="ru-RU"/>
+        </w:rPr>
+        <w:br/>
+      </w:r>
+      <w:r>
+        <w:rPr>
+          <w:lang w:val="ru-RU"/>
+        </w:rPr>
+        <w:br/>
+        <w:t xml:space="preserve">Включить интерфейсы командой </w:t>
+      </w:r>
+      <w:r>
+        <w:t>no</w:t>
+      </w:r>
+      <w:r>
+        <w:rPr>
+          <w:lang w:val="ru-RU"/>
+        </w:rPr>
+        <w:t xml:space="preserve"> </w:t>
+      </w:r>
+      <w:r>
+        <w:t>shutdown</w:t>
+      </w:r>
+      <w:r>
+        <w:rPr>
+          <w:lang w:val="ru-RU"/>
+        </w:rPr>
+        <w:t>.</w:t>
+      </w:r>
+    </w:p>
+    <w:p>
+      <w:pPr>
+        <w:pStyle w:val="31"/>
+        <w:rPr>
+          <w:lang w:val="ru-RU"/>
+        </w:rPr>
+      </w:pPr>
+      <w:r>
+        <w:rPr>
+          <w:lang w:val="ru-RU"/>
+        </w:rPr>
+        <w:t xml:space="preserve">4. Настройка интерфейсов </w:t>
+      </w:r>
+      <w:r>
+        <w:t>Router</w:t>
+      </w:r>
+      <w:r>
+        <w:rPr>
+          <w:lang w:val="ru-RU"/>
+        </w:rPr>
+        <w:t>3</w:t>
+      </w:r>
+    </w:p>
+    <w:p>
+      <w:pPr>
+        <w:rPr>
+          <w:lang w:val="ru-RU"/>
+        </w:rPr>
+      </w:pPr>
+      <w:r>
+        <w:t>G</w:t>
+      </w:r>
+      <w:r>
+        <w:rPr>
+          <w:lang w:val="ru-RU"/>
+        </w:rPr>
+        <w:t>0/0: 192.168.3.1/24</w:t>
+      </w:r>
+      <w:r>
+        <w:rPr>
+          <w:lang w:val="ru-RU"/>
+        </w:rPr>
+        <w:br/>
+      </w:r>
+      <w:r>
+        <w:t>G</w:t>
+      </w:r>
+      <w:r>
+        <w:rPr>
+          <w:lang w:val="ru-RU"/>
+        </w:rPr>
+        <w:t>0/1: 20.0.0.2/30</w:t>
+      </w:r>
+      <w:r>
+        <w:rPr>
+          <w:lang w:val="ru-RU"/>
+        </w:rPr>
+        <w:br/>
+      </w:r>
+      <w:r>
+        <w:rPr>
+          <w:lang w:val="ru-RU"/>
+        </w:rPr>
+        <w:br/>
+        <w:t xml:space="preserve">Включить интерфейсы командой </w:t>
+      </w:r>
+      <w:r>
+        <w:t>no</w:t>
+      </w:r>
+      <w:r>
+        <w:rPr>
+          <w:lang w:val="ru-RU"/>
+        </w:rPr>
+        <w:t xml:space="preserve"> </w:t>
+      </w:r>
+      <w:r>
+        <w:t>shutdown</w:t>
+      </w:r>
+      <w:r>
+        <w:rPr>
+          <w:lang w:val="ru-RU"/>
+        </w:rPr>
+        <w:t>.</w:t>
+      </w:r>
+    </w:p>
+    <w:p>
+      <w:pPr>
+        <w:pStyle w:val="31"/>
+        <w:rPr>
+          <w:lang w:val="ru-RU"/>
+        </w:rPr>
+      </w:pPr>
+      <w:r>
+        <w:rPr>
+          <w:lang w:val="ru-RU"/>
+        </w:rPr>
+        <w:t>5. Настройка статических маршрутов</w:t>
+      </w:r>
+    </w:p>
+    <w:p>
+      <w:pPr>
+        <w:rPr>
+          <w:lang w:val="ru-RU"/>
+        </w:rPr>
+      </w:pPr>
+      <w:r>
+        <w:t>Router</w:t>
+      </w:r>
+      <w:r>
+        <w:rPr>
+          <w:lang w:val="ru-RU"/>
+        </w:rPr>
+        <w:t>1:</w:t>
+      </w:r>
+      <w:r>
+        <w:rPr>
+          <w:lang w:val="ru-RU"/>
+        </w:rPr>
+        <w:br/>
+      </w:r>
+      <w:proofErr w:type="spellStart"/>
+      <w:r>
+        <w:t>ip</w:t>
+      </w:r>
+      <w:proofErr w:type="spellEnd"/>
+      <w:r>
+        <w:rPr>
+          <w:lang w:val="ru-RU"/>
+        </w:rPr>
+        <w:t xml:space="preserve"> </w:t>
+      </w:r>
+      <w:r>
+        <w:t>route</w:t>
+      </w:r>
+      <w:r>
+        <w:rPr>
+          <w:lang w:val="ru-RU"/>
+        </w:rPr>
+        <w:t xml:space="preserve"> 192.168.2.0 255</w:t>
+      </w:r>
+      <w:r>
+        <w:rPr>
+          <w:lang w:val="ru-RU"/>
+        </w:rPr>
+        <w:t>.255.255.0 10.0.0.2</w:t>
+      </w:r>
+      <w:r>
+        <w:rPr>
+          <w:lang w:val="ru-RU"/>
+        </w:rPr>
+        <w:br/>
+      </w:r>
+      <w:proofErr w:type="spellStart"/>
+      <w:r>
+        <w:t>ip</w:t>
+      </w:r>
+      <w:proofErr w:type="spellEnd"/>
+      <w:r>
+        <w:rPr>
+          <w:lang w:val="ru-RU"/>
+        </w:rPr>
+        <w:t xml:space="preserve"> </w:t>
+      </w:r>
+      <w:r>
+        <w:t>route</w:t>
+      </w:r>
+      <w:r>
+        <w:rPr>
+          <w:lang w:val="ru-RU"/>
+        </w:rPr>
+        <w:t xml:space="preserve"> 192.168.3.0 255.255.255.0 10.0.0.2</w:t>
+      </w:r>
+      <w:r>
+        <w:rPr>
+          <w:lang w:val="ru-RU"/>
+        </w:rPr>
+        <w:br/>
+      </w:r>
+      <w:r>
+        <w:rPr>
+          <w:lang w:val="ru-RU"/>
+        </w:rPr>
+        <w:br/>
+      </w:r>
+      <w:r>
+        <w:t>Router</w:t>
+      </w:r>
+      <w:r>
+        <w:rPr>
+          <w:lang w:val="ru-RU"/>
+        </w:rPr>
+        <w:t>2:</w:t>
+      </w:r>
+      <w:r>
+        <w:rPr>
+          <w:lang w:val="ru-RU"/>
+        </w:rPr>
+        <w:br/>
+      </w:r>
+      <w:proofErr w:type="spellStart"/>
+      <w:r>
+        <w:t>ip</w:t>
+      </w:r>
+      <w:proofErr w:type="spellEnd"/>
+      <w:r>
+        <w:rPr>
+          <w:lang w:val="ru-RU"/>
+        </w:rPr>
+        <w:t xml:space="preserve"> </w:t>
+      </w:r>
+      <w:r>
+        <w:t>route</w:t>
+      </w:r>
+      <w:r>
+        <w:rPr>
+          <w:lang w:val="ru-RU"/>
+        </w:rPr>
+        <w:t xml:space="preserve"> 192.168.1.0 255.255.255.0 10.0.0.1</w:t>
+      </w:r>
+      <w:r>
+        <w:rPr>
+          <w:lang w:val="ru-RU"/>
+        </w:rPr>
+        <w:br/>
+      </w:r>
+      <w:proofErr w:type="spellStart"/>
+      <w:r>
+        <w:t>ip</w:t>
+      </w:r>
+      <w:proofErr w:type="spellEnd"/>
+      <w:r>
+        <w:rPr>
+          <w:lang w:val="ru-RU"/>
+        </w:rPr>
+        <w:t xml:space="preserve"> </w:t>
+      </w:r>
+      <w:r>
+        <w:t>route</w:t>
+      </w:r>
+      <w:r>
+        <w:rPr>
+          <w:lang w:val="ru-RU"/>
+        </w:rPr>
+        <w:t xml:space="preserve"> 192.168.3.0 255.255.255.0 20.0.0.2</w:t>
+      </w:r>
+      <w:r>
+        <w:rPr>
+          <w:lang w:val="ru-RU"/>
+        </w:rPr>
+        <w:br/>
+      </w:r>
+      <w:r>
+        <w:rPr>
+          <w:lang w:val="ru-RU"/>
+        </w:rPr>
+        <w:br/>
+      </w:r>
+      <w:r>
+        <w:t>Router</w:t>
+      </w:r>
+      <w:r>
+        <w:rPr>
+          <w:lang w:val="ru-RU"/>
+        </w:rPr>
+        <w:t>3:</w:t>
+      </w:r>
+      <w:r>
+        <w:rPr>
+          <w:lang w:val="ru-RU"/>
+        </w:rPr>
+        <w:br/>
+      </w:r>
+      <w:proofErr w:type="spellStart"/>
+      <w:r>
+        <w:lastRenderedPageBreak/>
+        <w:t>ip</w:t>
+      </w:r>
+      <w:proofErr w:type="spellEnd"/>
+      <w:r>
+        <w:rPr>
+          <w:lang w:val="ru-RU"/>
+        </w:rPr>
+        <w:t xml:space="preserve"> </w:t>
+      </w:r>
+      <w:r>
+        <w:t>route</w:t>
+      </w:r>
+      <w:r>
+        <w:rPr>
+          <w:lang w:val="ru-RU"/>
+        </w:rPr>
+        <w:t xml:space="preserve"> 192.168.1.0 255.255.255.0 20.0.0.1</w:t>
+      </w:r>
+      <w:r>
+        <w:rPr>
+          <w:lang w:val="ru-RU"/>
+        </w:rPr>
+        <w:br/>
+      </w:r>
+      <w:proofErr w:type="spellStart"/>
+      <w:r>
+        <w:t>ip</w:t>
+      </w:r>
+      <w:proofErr w:type="spellEnd"/>
+      <w:r>
+        <w:rPr>
+          <w:lang w:val="ru-RU"/>
+        </w:rPr>
+        <w:t xml:space="preserve"> </w:t>
+      </w:r>
+      <w:r>
+        <w:t>route</w:t>
+      </w:r>
+      <w:r>
+        <w:rPr>
+          <w:lang w:val="ru-RU"/>
+        </w:rPr>
+        <w:t xml:space="preserve"> 192.168.2.0 255.255.255.0 20.0.</w:t>
+      </w:r>
+      <w:r>
+        <w:rPr>
+          <w:lang w:val="ru-RU"/>
+        </w:rPr>
+        <w:t>0.1</w:t>
+      </w:r>
+    </w:p>
+    <w:p>
+      <w:pPr>
+        <w:pStyle w:val="31"/>
+        <w:rPr>
+          <w:lang w:val="ru-RU"/>
+        </w:rPr>
+      </w:pPr>
+      <w:r>
+        <w:rPr>
+          <w:lang w:val="ru-RU"/>
+        </w:rPr>
+        <w:t>6. Проверка настройки</w:t>
+      </w:r>
+    </w:p>
+    <w:p>
+      <w:pPr>
+        <w:rPr>
+          <w:lang w:val="ru-RU"/>
+        </w:rPr>
+      </w:pPr>
+      <w:r>
+        <w:rPr>
+          <w:lang w:val="ru-RU"/>
+        </w:rPr>
+        <w:t>Проверить состояние интерфейсов:</w:t>
+      </w:r>
+      <w:r>
+        <w:rPr>
+          <w:lang w:val="ru-RU"/>
+        </w:rPr>
+        <w:br/>
+      </w:r>
+      <w:r>
+        <w:t>show</w:t>
+      </w:r>
+      <w:r>
+        <w:rPr>
+          <w:lang w:val="ru-RU"/>
+        </w:rPr>
+        <w:t xml:space="preserve"> </w:t>
+      </w:r>
+      <w:proofErr w:type="spellStart"/>
+      <w:r>
+        <w:t>ip</w:t>
+      </w:r>
+      <w:proofErr w:type="spellEnd"/>
+      <w:r>
+        <w:rPr>
+          <w:lang w:val="ru-RU"/>
+        </w:rPr>
+        <w:t xml:space="preserve"> </w:t>
+      </w:r>
+      <w:r>
+        <w:t>interface</w:t>
+      </w:r>
+      <w:r>
+        <w:rPr>
+          <w:lang w:val="ru-RU"/>
+        </w:rPr>
+        <w:t xml:space="preserve"> </w:t>
+      </w:r>
+      <w:r>
+        <w:t>brief</w:t>
+      </w:r>
+      <w:r>
+        <w:rPr>
+          <w:lang w:val="ru-RU"/>
+        </w:rPr>
+        <w:br/>
+      </w:r>
+      <w:r>
+        <w:rPr>
+          <w:lang w:val="ru-RU"/>
+        </w:rPr>
+        <w:br/>
+        <w:t>Проверить таблицу маршрутизации:</w:t>
+      </w:r>
+      <w:r>
+        <w:rPr>
+          <w:lang w:val="ru-RU"/>
+        </w:rPr>
+        <w:br/>
+      </w:r>
+      <w:r>
+        <w:t>show</w:t>
+      </w:r>
+      <w:r>
+        <w:rPr>
+          <w:lang w:val="ru-RU"/>
+        </w:rPr>
+        <w:t xml:space="preserve"> </w:t>
+      </w:r>
+      <w:proofErr w:type="spellStart"/>
+      <w:r>
+        <w:t>ip</w:t>
+      </w:r>
+      <w:proofErr w:type="spellEnd"/>
+      <w:r>
+        <w:rPr>
+          <w:lang w:val="ru-RU"/>
+        </w:rPr>
+        <w:t xml:space="preserve"> </w:t>
+      </w:r>
+      <w:r>
+        <w:t>route</w:t>
+      </w:r>
+      <w:r>
+        <w:rPr>
+          <w:lang w:val="ru-RU"/>
+        </w:rPr>
+        <w:br/>
+      </w:r>
+      <w:r>
+        <w:rPr>
+          <w:lang w:val="ru-RU"/>
+        </w:rPr>
+        <w:br/>
+        <w:t xml:space="preserve">Статические маршруты должны отображаться с буквой </w:t>
+      </w:r>
+      <w:r>
+        <w:t>S</w:t>
+      </w:r>
+      <w:r>
+        <w:rPr>
+          <w:lang w:val="ru-RU"/>
+        </w:rPr>
+        <w:t>.</w:t>
       </w:r>
     </w:p>
     <w:p>
@@ -52,7 +1366,7 @@
         <w:rPr>
           <w:lang w:val="ru-RU"/>
         </w:rPr>
-        <w:t>Задание 1. Определение сетевого интерфейса</w:t>
+        <w:t>Проверка соединения</w:t>
       </w:r>
     </w:p>
     <w:p>
@@ -65,7 +1379,16 @@
         <w:rPr>
           <w:lang w:val="ru-RU"/>
         </w:rPr>
-        <w:t>Цель: определить интерфейс, через который компьютер подключен к сети.</w:t>
+        <w:t xml:space="preserve">С </w:t>
+      </w:r>
+      <w:r>
+        <w:t>PC</w:t>
+      </w:r>
+      <w:r>
+        <w:rPr>
+          <w:lang w:val="ru-RU"/>
+        </w:rPr>
+        <w:t>1 выполнить:</w:t>
       </w:r>
       <w:r>
         <w:rPr>
@@ -74,99 +1397,71 @@
         <w:br/>
       </w:r>
       <w:r>
+        <w:t>ping</w:t>
+      </w:r>
+      <w:r>
+        <w:rPr>
+          <w:lang w:val="ru-RU"/>
+        </w:rPr>
+        <w:t xml:space="preserve"> 192.168.2.10</w:t>
+      </w:r>
+      <w:r>
         <w:rPr>
           <w:lang w:val="ru-RU"/>
         </w:rPr>
         <w:br/>
-        <w:t>Ход выполнения:</w:t>
+      </w:r>
+      <w:r>
+        <w:t>ping</w:t>
+      </w:r>
+      <w:r>
+        <w:rPr>
+          <w:lang w:val="ru-RU"/>
+        </w:rPr>
+        <w:t xml:space="preserve"> 192.168.3.1</w:t>
+      </w:r>
+      <w:r>
+        <w:rPr>
+          <w:lang w:val="ru-RU"/>
+        </w:rPr>
+        <w:t>0</w:t>
       </w:r>
       <w:r>
         <w:rPr>
           <w:lang w:val="ru-RU"/>
         </w:rPr>
         <w:br/>
-        <w:t xml:space="preserve">1. Запустить </w:t>
-      </w:r>
-      <w:r>
-        <w:t>Wireshark</w:t>
-      </w:r>
-      <w:r>
-        <w:rPr>
-          <w:lang w:val="ru-RU"/>
-        </w:rPr>
-        <w:t>.</w:t>
       </w:r>
       <w:r>
         <w:rPr>
           <w:lang w:val="ru-RU"/>
         </w:rPr>
         <w:br/>
-        <w:t xml:space="preserve">2. Выбрать </w:t>
+        <w:t xml:space="preserve">С </w:t>
+      </w:r>
+      <w:r>
+        <w:t>PC</w:t>
       </w:r>
       <w:r>
         <w:rPr>
           <w:lang w:val="ru-RU"/>
         </w:rPr>
-        <w:t>активный сетевой интерфейс.</w:t>
+        <w:t>3 выполнить:</w:t>
       </w:r>
       <w:r>
         <w:rPr>
           <w:lang w:val="ru-RU"/>
         </w:rPr>
         <w:br/>
-        <w:t>3. Запустить захват пакетов (</w:t>
-      </w:r>
-      <w:r>
-        <w:t>Start</w:t>
+      </w:r>
+      <w:r>
+        <w:t>ping</w:t>
       </w:r>
       <w:r>
         <w:rPr>
           <w:lang w:val="ru-RU"/>
         </w:rPr>
-        <w:t xml:space="preserve"> </w:t>
-      </w:r>
-      <w:r>
-        <w:t>Capture</w:t>
-      </w:r>
-      <w:r>
-        <w:rPr>
-          <w:lang w:val="ru-RU"/>
-        </w:rPr>
-        <w:t>).</w:t>
-      </w:r>
-      <w:r>
-        <w:rPr>
-          <w:lang w:val="ru-RU"/>
-        </w:rPr>
-        <w:br/>
-        <w:t>4. Наблюдать изменение количества передаваемых пакетов.</w:t>
-      </w:r>
-      <w:r>
-        <w:rPr>
-          <w:lang w:val="ru-RU"/>
-        </w:rPr>
-        <w:br/>
-      </w:r>
-      <w:r>
-        <w:rPr>
-          <w:lang w:val="ru-RU"/>
-        </w:rPr>
-        <w:br/>
-        <w:t>Ответить на вопросы:</w:t>
-      </w:r>
-      <w:r>
-        <w:rPr>
-          <w:lang w:val="ru-RU"/>
-        </w:rPr>
-        <w:br/>
-        <w:t>1. Какой сетевой интерфейс используется?</w:t>
-      </w:r>
-      <w:r>
-        <w:rPr>
-          <w:lang w:val="ru-RU"/>
-        </w:rPr>
-        <w:br/>
-        <w:t>2. Сколько пакетов проходит через интерфейс за 10 секунд?</w:t>
+        <w:t xml:space="preserve"> 192.168.1.10</w:t>
       </w:r>
     </w:p>
     <w:p>
@@ -180,22 +1475,7 @@
         <w:rPr>
           <w:lang w:val="ru-RU"/>
         </w:rPr>
-        <w:t>Задани</w:t>
-      </w:r>
-      <w:r>
-        <w:rPr>
-          <w:lang w:val="ru-RU"/>
-        </w:rPr>
-        <w:t xml:space="preserve">е 2. Анализ </w:t>
-      </w:r>
-      <w:r>
-        <w:t>ICMP</w:t>
-      </w:r>
-      <w:r>
-        <w:rPr>
-          <w:lang w:val="ru-RU"/>
-        </w:rPr>
-        <w:t>-трафика</w:t>
+        <w:t>Дополнительное задание</w:t>
       </w:r>
     </w:p>
     <w:p>
@@ -208,16 +1488,7 @@
         <w:rPr>
           <w:lang w:val="ru-RU"/>
         </w:rPr>
-        <w:t xml:space="preserve">Цель: изучить работу протокола </w:t>
-      </w:r>
-      <w:r>
-        <w:t>ICMP</w:t>
-      </w:r>
-      <w:r>
-        <w:rPr>
-          <w:lang w:val="ru-RU"/>
-        </w:rPr>
-        <w:t>.</w:t>
+        <w:t>Добавить дополнительные компьютеры в каждую локальную сеть. Настроить адресацию и проверить связь между всеми устройствами.</w:t>
       </w:r>
       <w:r>
         <w:rPr>
@@ -230,348 +1501,16 @@
           <w:lang w:val="ru-RU"/>
         </w:rPr>
         <w:br/>
-        <w:t>Ход выполнения:</w:t>
+        <w:t xml:space="preserve">Выполнить </w:t>
+      </w:r>
+      <w:r>
+        <w:t>traceroute</w:t>
       </w:r>
       <w:r>
         <w:rPr>
           <w:lang w:val="ru-RU"/>
         </w:rPr>
-        <w:br/>
-        <w:t>1. Запустить захват трафика.</w:t>
-      </w:r>
-      <w:r>
-        <w:rPr>
-          <w:lang w:val="ru-RU"/>
-        </w:rPr>
-        <w:br/>
-        <w:t>2. Открыть командную строку.</w:t>
-      </w:r>
-      <w:r>
-        <w:rPr>
-          <w:lang w:val="ru-RU"/>
-        </w:rPr>
-        <w:br/>
-        <w:t>3. Выполнить команду:</w:t>
-      </w:r>
-      <w:r>
-        <w:rPr>
-          <w:lang w:val="ru-RU"/>
-        </w:rPr>
-        <w:br/>
-      </w:r>
-      <w:r>
-        <w:rPr>
-          <w:lang w:val="ru-RU"/>
-        </w:rPr>
-        <w:br/>
-      </w:r>
-      <w:r>
-        <w:t>ping</w:t>
-      </w:r>
-      <w:r>
-        <w:rPr>
-          <w:lang w:val="ru-RU"/>
-        </w:rPr>
-        <w:t xml:space="preserve"> 8.8.8.8</w:t>
-      </w:r>
-      <w:r>
-        <w:rPr>
-          <w:lang w:val="ru-RU"/>
-        </w:rPr>
-        <w:br/>
-      </w:r>
-      <w:r>
-        <w:rPr>
-          <w:lang w:val="ru-RU"/>
-        </w:rPr>
-        <w:br/>
-        <w:t xml:space="preserve">4. В </w:t>
-      </w:r>
-      <w:r>
-        <w:t>Wireshark</w:t>
-      </w:r>
-      <w:r>
-        <w:rPr>
-          <w:lang w:val="ru-RU"/>
-        </w:rPr>
-        <w:t xml:space="preserve"> применить фильтр:</w:t>
-      </w:r>
-      <w:r>
-        <w:rPr>
-          <w:lang w:val="ru-RU"/>
-        </w:rPr>
-        <w:br/>
-      </w:r>
-      <w:r>
-        <w:rPr>
-          <w:lang w:val="ru-RU"/>
-        </w:rPr>
-        <w:br/>
-      </w:r>
-      <w:r>
-        <w:t>icmp</w:t>
-      </w:r>
-      <w:r>
-        <w:rPr>
-          <w:lang w:val="ru-RU"/>
-        </w:rPr>
-        <w:br/>
-      </w:r>
-      <w:r>
-        <w:rPr>
-          <w:lang w:val="ru-RU"/>
-        </w:rPr>
-        <w:br/>
-        <w:t>Найти:</w:t>
-      </w:r>
-      <w:r>
-        <w:rPr>
-          <w:lang w:val="ru-RU"/>
-        </w:rPr>
-        <w:br/>
-        <w:t xml:space="preserve">- </w:t>
-      </w:r>
-      <w:r>
-        <w:t>ICMP</w:t>
-      </w:r>
-      <w:r>
-        <w:rPr>
-          <w:lang w:val="ru-RU"/>
-        </w:rPr>
-        <w:t xml:space="preserve"> </w:t>
-      </w:r>
-      <w:r>
-        <w:t>Echo</w:t>
-      </w:r>
-      <w:r>
-        <w:rPr>
-          <w:lang w:val="ru-RU"/>
-        </w:rPr>
-        <w:t xml:space="preserve"> </w:t>
-      </w:r>
-      <w:r>
-        <w:t>Request</w:t>
-      </w:r>
-      <w:r>
-        <w:rPr>
-          <w:lang w:val="ru-RU"/>
-        </w:rPr>
-        <w:t>;</w:t>
-      </w:r>
-      <w:r>
-        <w:rPr>
-          <w:lang w:val="ru-RU"/>
-        </w:rPr>
-        <w:br/>
-        <w:t xml:space="preserve">- </w:t>
-      </w:r>
-      <w:r>
-        <w:t>ICMP</w:t>
-      </w:r>
-      <w:r>
-        <w:rPr>
-          <w:lang w:val="ru-RU"/>
-        </w:rPr>
-        <w:t xml:space="preserve"> </w:t>
-      </w:r>
-      <w:r>
-        <w:t>Echo</w:t>
-      </w:r>
-      <w:r>
-        <w:rPr>
-          <w:lang w:val="ru-RU"/>
-        </w:rPr>
-        <w:t xml:space="preserve"> </w:t>
-      </w:r>
-      <w:r>
-        <w:t>Re</w:t>
-      </w:r>
-      <w:r>
-        <w:t>ply</w:t>
-      </w:r>
-      <w:r>
-        <w:rPr>
-          <w:lang w:val="ru-RU"/>
-        </w:rPr>
-        <w:t>.</w:t>
-      </w:r>
-      <w:r>
-        <w:rPr>
-          <w:lang w:val="ru-RU"/>
-        </w:rPr>
-        <w:br/>
-      </w:r>
-      <w:r>
-        <w:rPr>
-          <w:lang w:val="ru-RU"/>
-        </w:rPr>
-        <w:br/>
-        <w:t>Заполнить:</w:t>
-      </w:r>
-      <w:r>
-        <w:rPr>
-          <w:lang w:val="ru-RU"/>
-        </w:rPr>
-        <w:br/>
-      </w:r>
-      <w:r>
-        <w:t>IP</w:t>
-      </w:r>
-      <w:r>
-        <w:rPr>
-          <w:lang w:val="ru-RU"/>
-        </w:rPr>
-        <w:t xml:space="preserve"> отправителя:</w:t>
-      </w:r>
-      <w:r>
-        <w:rPr>
-          <w:lang w:val="ru-RU"/>
-        </w:rPr>
-        <w:br/>
-      </w:r>
-      <w:r>
-        <w:t>IP</w:t>
-      </w:r>
-      <w:r>
-        <w:rPr>
-          <w:lang w:val="ru-RU"/>
-        </w:rPr>
-        <w:t xml:space="preserve"> получателя:</w:t>
-      </w:r>
-      <w:r>
-        <w:rPr>
-          <w:lang w:val="ru-RU"/>
-        </w:rPr>
-        <w:br/>
-      </w:r>
-      <w:r>
-        <w:lastRenderedPageBreak/>
-        <w:t>ICMP</w:t>
-      </w:r>
-      <w:r>
-        <w:rPr>
-          <w:lang w:val="ru-RU"/>
-        </w:rPr>
-        <w:t xml:space="preserve"> </w:t>
-      </w:r>
-      <w:r>
-        <w:t>Type</w:t>
-      </w:r>
-      <w:r>
-        <w:rPr>
-          <w:lang w:val="ru-RU"/>
-        </w:rPr>
-        <w:t>:</w:t>
-      </w:r>
-      <w:r>
-        <w:rPr>
-          <w:lang w:val="ru-RU"/>
-        </w:rPr>
-        <w:br/>
-      </w:r>
-      <w:r>
-        <w:t>ICMP</w:t>
-      </w:r>
-      <w:r>
-        <w:rPr>
-          <w:lang w:val="ru-RU"/>
-        </w:rPr>
-        <w:t xml:space="preserve"> </w:t>
-      </w:r>
-      <w:r>
-        <w:t>Code</w:t>
-      </w:r>
-      <w:r>
-        <w:rPr>
-          <w:lang w:val="ru-RU"/>
-        </w:rPr>
-        <w:t>:</w:t>
-      </w:r>
-      <w:r>
-        <w:rPr>
-          <w:lang w:val="ru-RU"/>
-        </w:rPr>
-        <w:br/>
-        <w:t>Размер пакета:</w:t>
-      </w:r>
-      <w:r>
-        <w:rPr>
-          <w:lang w:val="ru-RU"/>
-        </w:rPr>
-        <w:br/>
-      </w:r>
-      <w:r>
-        <w:rPr>
-          <w:lang w:val="ru-RU"/>
-        </w:rPr>
-        <w:br/>
-        <w:t>Контрольные вопросы:</w:t>
-      </w:r>
-      <w:r>
-        <w:rPr>
-          <w:lang w:val="ru-RU"/>
-        </w:rPr>
-        <w:br/>
-        <w:t xml:space="preserve">1. Кто отправляет </w:t>
-      </w:r>
-      <w:r>
-        <w:t>Echo</w:t>
-      </w:r>
-      <w:r>
-        <w:rPr>
-          <w:lang w:val="ru-RU"/>
-        </w:rPr>
-        <w:t xml:space="preserve"> </w:t>
-      </w:r>
-      <w:r>
-        <w:t>Request</w:t>
-      </w:r>
-      <w:r>
-        <w:rPr>
-          <w:lang w:val="ru-RU"/>
-        </w:rPr>
-        <w:t>?</w:t>
-      </w:r>
-      <w:r>
-        <w:rPr>
-          <w:lang w:val="ru-RU"/>
-        </w:rPr>
-        <w:br/>
-        <w:t xml:space="preserve">2. Кто отвечает </w:t>
-      </w:r>
-      <w:r>
-        <w:t>Echo</w:t>
-      </w:r>
-      <w:r>
-        <w:rPr>
-          <w:lang w:val="ru-RU"/>
-        </w:rPr>
-        <w:t xml:space="preserve"> </w:t>
-      </w:r>
-      <w:r>
-        <w:t>Reply</w:t>
-      </w:r>
-      <w:r>
-        <w:rPr>
-          <w:lang w:val="ru-RU"/>
-        </w:rPr>
-        <w:t>?</w:t>
-      </w:r>
-      <w:r>
-        <w:rPr>
-          <w:lang w:val="ru-RU"/>
-        </w:rPr>
-        <w:br/>
-        <w:t xml:space="preserve">3. Для чего используется </w:t>
-      </w:r>
-      <w:r>
-        <w:t>ICMP</w:t>
-      </w:r>
-      <w:r>
-        <w:rPr>
-          <w:lang w:val="ru-RU"/>
-        </w:rPr>
-        <w:t>?</w:t>
+        <w:t xml:space="preserve"> и определить путь прохождения пакета.</w:t>
       </w:r>
     </w:p>
     <w:p>
@@ -585,10 +1524,13 @@
         <w:rPr>
           <w:lang w:val="ru-RU"/>
         </w:rPr>
-        <w:t xml:space="preserve">Задание 3. Исследование </w:t>
-      </w:r>
-      <w:r>
-        <w:t>ARP</w:t>
+        <w:t>Контрольные</w:t>
+      </w:r>
+      <w:r>
+        <w:rPr>
+          <w:lang w:val="ru-RU"/>
+        </w:rPr>
+        <w:t xml:space="preserve"> вопросы</w:t>
       </w:r>
     </w:p>
     <w:p>
@@ -601,302 +1543,7 @@
         <w:rPr>
           <w:lang w:val="ru-RU"/>
         </w:rPr>
-        <w:t>Цель: изучить механизм определ</w:t>
-      </w:r>
-      <w:r>
-        <w:rPr>
-          <w:lang w:val="ru-RU"/>
-        </w:rPr>
-        <w:t xml:space="preserve">ения </w:t>
-      </w:r>
-      <w:r>
-        <w:t>MAC</w:t>
-      </w:r>
-      <w:r>
-        <w:rPr>
-          <w:lang w:val="ru-RU"/>
-        </w:rPr>
-        <w:t>-адреса устройства.</w:t>
-      </w:r>
-      <w:r>
-        <w:rPr>
-          <w:lang w:val="ru-RU"/>
-        </w:rPr>
-        <w:br/>
-      </w:r>
-      <w:r>
-        <w:rPr>
-          <w:lang w:val="ru-RU"/>
-        </w:rPr>
-        <w:br/>
-        <w:t>Ход выполнения:</w:t>
-      </w:r>
-      <w:r>
-        <w:rPr>
-          <w:lang w:val="ru-RU"/>
-        </w:rPr>
-        <w:br/>
-        <w:t xml:space="preserve">1. В </w:t>
-      </w:r>
-      <w:r>
-        <w:t>Wireshark</w:t>
-      </w:r>
-      <w:r>
-        <w:rPr>
-          <w:lang w:val="ru-RU"/>
-        </w:rPr>
-        <w:t xml:space="preserve"> применить фильтр:</w:t>
-      </w:r>
-      <w:r>
-        <w:rPr>
-          <w:lang w:val="ru-RU"/>
-        </w:rPr>
-        <w:br/>
-      </w:r>
-      <w:r>
-        <w:rPr>
-          <w:lang w:val="ru-RU"/>
-        </w:rPr>
-        <w:br/>
-      </w:r>
-      <w:r>
-        <w:t>arp</w:t>
-      </w:r>
-      <w:r>
-        <w:rPr>
-          <w:lang w:val="ru-RU"/>
-        </w:rPr>
-        <w:br/>
-      </w:r>
-      <w:r>
-        <w:rPr>
-          <w:lang w:val="ru-RU"/>
-        </w:rPr>
-        <w:br/>
-        <w:t>2. Найти запрос:</w:t>
-      </w:r>
-      <w:r>
-        <w:rPr>
-          <w:lang w:val="ru-RU"/>
-        </w:rPr>
-        <w:br/>
-      </w:r>
-      <w:r>
-        <w:t>Who</w:t>
-      </w:r>
-      <w:r>
-        <w:rPr>
-          <w:lang w:val="ru-RU"/>
-        </w:rPr>
-        <w:t xml:space="preserve"> </w:t>
-      </w:r>
-      <w:r>
-        <w:t>has</w:t>
-      </w:r>
-      <w:r>
-        <w:rPr>
-          <w:lang w:val="ru-RU"/>
-        </w:rPr>
-        <w:t xml:space="preserve"> ...?</w:t>
-      </w:r>
-      <w:r>
-        <w:rPr>
-          <w:lang w:val="ru-RU"/>
-        </w:rPr>
-        <w:br/>
-      </w:r>
-      <w:r>
-        <w:rPr>
-          <w:lang w:val="ru-RU"/>
-        </w:rPr>
-        <w:br/>
-        <w:t>3. Найти ответ:</w:t>
-      </w:r>
-      <w:r>
-        <w:rPr>
-          <w:lang w:val="ru-RU"/>
-        </w:rPr>
-        <w:br/>
-        <w:t xml:space="preserve">... </w:t>
-      </w:r>
-      <w:r>
-        <w:t>is</w:t>
-      </w:r>
-      <w:r>
-        <w:rPr>
-          <w:lang w:val="ru-RU"/>
-        </w:rPr>
-        <w:t xml:space="preserve"> </w:t>
-      </w:r>
-      <w:r>
-        <w:t>at</w:t>
-      </w:r>
-      <w:r>
-        <w:rPr>
-          <w:lang w:val="ru-RU"/>
-        </w:rPr>
-        <w:t xml:space="preserve"> </w:t>
-      </w:r>
-      <w:r>
-        <w:t>XX</w:t>
-      </w:r>
-      <w:r>
-        <w:rPr>
-          <w:lang w:val="ru-RU"/>
-        </w:rPr>
-        <w:t>:</w:t>
-      </w:r>
-      <w:r>
-        <w:t>XX</w:t>
-      </w:r>
-      <w:r>
-        <w:rPr>
-          <w:lang w:val="ru-RU"/>
-        </w:rPr>
-        <w:t>:</w:t>
-      </w:r>
-      <w:r>
-        <w:t>XX</w:t>
-      </w:r>
-      <w:r>
-        <w:rPr>
-          <w:lang w:val="ru-RU"/>
-        </w:rPr>
-        <w:t>:</w:t>
-      </w:r>
-      <w:r>
-        <w:t>XX</w:t>
-      </w:r>
-      <w:r>
-        <w:rPr>
-          <w:lang w:val="ru-RU"/>
-        </w:rPr>
-        <w:br/>
-      </w:r>
-      <w:r>
-        <w:rPr>
-          <w:lang w:val="ru-RU"/>
-        </w:rPr>
-        <w:br/>
-        <w:t>Определить:</w:t>
-      </w:r>
-      <w:r>
-        <w:rPr>
-          <w:lang w:val="ru-RU"/>
-        </w:rPr>
-        <w:br/>
-      </w:r>
-      <w:r>
-        <w:t>IP</w:t>
-      </w:r>
-      <w:r>
-        <w:rPr>
-          <w:lang w:val="ru-RU"/>
-        </w:rPr>
-        <w:t>-адрес запроса:</w:t>
-      </w:r>
-      <w:r>
-        <w:rPr>
-          <w:lang w:val="ru-RU"/>
-        </w:rPr>
-        <w:br/>
-      </w:r>
-      <w:r>
-        <w:t>MAC</w:t>
-      </w:r>
-      <w:r>
-        <w:rPr>
-          <w:lang w:val="ru-RU"/>
-        </w:rPr>
-        <w:t>-адрес ответа:</w:t>
-      </w:r>
-      <w:r>
-        <w:rPr>
-          <w:lang w:val="ru-RU"/>
-        </w:rPr>
-        <w:br/>
-        <w:t>Отправитель:</w:t>
-      </w:r>
-      <w:r>
-        <w:rPr>
-          <w:lang w:val="ru-RU"/>
-        </w:rPr>
-        <w:br/>
-        <w:t>Получатель:</w:t>
-      </w:r>
-      <w:r>
-        <w:rPr>
-          <w:lang w:val="ru-RU"/>
-        </w:rPr>
-        <w:br/>
-      </w:r>
-      <w:r>
-        <w:rPr>
-          <w:lang w:val="ru-RU"/>
-        </w:rPr>
-        <w:br/>
-        <w:t>Вопросы:</w:t>
-      </w:r>
-      <w:r>
-        <w:rPr>
-          <w:lang w:val="ru-RU"/>
-        </w:rPr>
-        <w:br/>
-        <w:t>1. Для чего использ</w:t>
-      </w:r>
-      <w:r>
-        <w:rPr>
-          <w:lang w:val="ru-RU"/>
-        </w:rPr>
-        <w:t xml:space="preserve">уется </w:t>
-      </w:r>
-      <w:r>
-        <w:t>ARP</w:t>
-      </w:r>
-      <w:r>
-        <w:rPr>
-          <w:lang w:val="ru-RU"/>
-        </w:rPr>
-        <w:t>?</w:t>
-      </w:r>
-      <w:r>
-        <w:rPr>
-          <w:lang w:val="ru-RU"/>
-        </w:rPr>
-        <w:br/>
-        <w:t xml:space="preserve">2. Почему необходимо знать </w:t>
-      </w:r>
-      <w:r>
-        <w:t>MAC</w:t>
-      </w:r>
-      <w:r>
-        <w:rPr>
-          <w:lang w:val="ru-RU"/>
-        </w:rPr>
-        <w:t>-адрес устройства?</w:t>
-      </w:r>
-    </w:p>
-    <w:p>
-      <w:pPr>
-        <w:pStyle w:val="21"/>
-        <w:rPr>
-          <w:lang w:val="ru-RU"/>
-        </w:rPr>
-      </w:pPr>
-      <w:r>
-        <w:rPr>
-          <w:lang w:val="ru-RU"/>
-        </w:rPr>
-        <w:t xml:space="preserve">Задание 4. Анализ </w:t>
-      </w:r>
-      <w:r>
-        <w:t>DNS</w:t>
-      </w:r>
-      <w:r>
-        <w:rPr>
-          <w:lang w:val="ru-RU"/>
-        </w:rPr>
-        <w:t>-запросов</w:t>
+        <w:t>Почему маршрутизатор не знает удаленные сети после настройки только интерфейсов?</w:t>
       </w:r>
     </w:p>
     <w:p>
@@ -909,247 +1556,7 @@
         <w:rPr>
           <w:lang w:val="ru-RU"/>
         </w:rPr>
-        <w:t xml:space="preserve">Цель: изучить процесс преобразования доменного имени в </w:t>
-      </w:r>
-      <w:r>
-        <w:t>IP</w:t>
-      </w:r>
-      <w:r>
-        <w:rPr>
-          <w:lang w:val="ru-RU"/>
-        </w:rPr>
-        <w:t>-адрес.</w:t>
-      </w:r>
-      <w:r>
-        <w:rPr>
-          <w:lang w:val="ru-RU"/>
-        </w:rPr>
-        <w:br/>
-      </w:r>
-      <w:r>
-        <w:rPr>
-          <w:lang w:val="ru-RU"/>
-        </w:rPr>
-        <w:br/>
-        <w:t>Ход выполнения:</w:t>
-      </w:r>
-      <w:r>
-        <w:rPr>
-          <w:lang w:val="ru-RU"/>
-        </w:rPr>
-        <w:br/>
-        <w:t>1. Открыть браузер.</w:t>
-      </w:r>
-      <w:r>
-        <w:rPr>
-          <w:lang w:val="ru-RU"/>
-        </w:rPr>
-        <w:br/>
-        <w:t xml:space="preserve">2. Перейти на сайт </w:t>
-      </w:r>
-      <w:r>
-        <w:t>example</w:t>
-      </w:r>
-      <w:r>
-        <w:rPr>
-          <w:lang w:val="ru-RU"/>
-        </w:rPr>
-        <w:t>.</w:t>
-      </w:r>
-      <w:r>
-        <w:t>com</w:t>
-      </w:r>
-      <w:r>
-        <w:rPr>
-          <w:lang w:val="ru-RU"/>
-        </w:rPr>
-        <w:t>.</w:t>
-      </w:r>
-      <w:r>
-        <w:rPr>
-          <w:lang w:val="ru-RU"/>
-        </w:rPr>
-        <w:br/>
-        <w:t>3. Использовать фильтр:</w:t>
-      </w:r>
-      <w:r>
-        <w:rPr>
-          <w:lang w:val="ru-RU"/>
-        </w:rPr>
-        <w:br/>
-      </w:r>
-      <w:r>
-        <w:rPr>
-          <w:lang w:val="ru-RU"/>
-        </w:rPr>
-        <w:br/>
-      </w:r>
-      <w:r>
-        <w:lastRenderedPageBreak/>
-        <w:t>dns</w:t>
-      </w:r>
-      <w:r>
-        <w:rPr>
-          <w:lang w:val="ru-RU"/>
-        </w:rPr>
-        <w:br/>
-      </w:r>
-      <w:r>
-        <w:rPr>
-          <w:lang w:val="ru-RU"/>
-        </w:rPr>
-        <w:br/>
-        <w:t>Н</w:t>
-      </w:r>
-      <w:r>
-        <w:rPr>
-          <w:lang w:val="ru-RU"/>
-        </w:rPr>
-        <w:t xml:space="preserve">айти </w:t>
-      </w:r>
-      <w:r>
-        <w:t>DNS</w:t>
-      </w:r>
-      <w:r>
-        <w:rPr>
-          <w:lang w:val="ru-RU"/>
-        </w:rPr>
-        <w:t xml:space="preserve"> </w:t>
-      </w:r>
-      <w:r>
-        <w:t>Query</w:t>
-      </w:r>
-      <w:r>
-        <w:rPr>
-          <w:lang w:val="ru-RU"/>
-        </w:rPr>
-        <w:t>.</w:t>
-      </w:r>
-      <w:r>
-        <w:rPr>
-          <w:lang w:val="ru-RU"/>
-        </w:rPr>
-        <w:br/>
-      </w:r>
-      <w:r>
-        <w:rPr>
-          <w:lang w:val="ru-RU"/>
-        </w:rPr>
-        <w:br/>
-        <w:t>Определить:</w:t>
-      </w:r>
-      <w:r>
-        <w:rPr>
-          <w:lang w:val="ru-RU"/>
-        </w:rPr>
-        <w:br/>
-        <w:t>Имя домена:</w:t>
-      </w:r>
-      <w:r>
-        <w:rPr>
-          <w:lang w:val="ru-RU"/>
-        </w:rPr>
-        <w:br/>
-      </w:r>
-      <w:r>
-        <w:t>DNS</w:t>
-      </w:r>
-      <w:r>
-        <w:rPr>
-          <w:lang w:val="ru-RU"/>
-        </w:rPr>
-        <w:t>-сервер:</w:t>
-      </w:r>
-      <w:r>
-        <w:rPr>
-          <w:lang w:val="ru-RU"/>
-        </w:rPr>
-        <w:br/>
-        <w:t>Тип запроса:</w:t>
-      </w:r>
-      <w:r>
-        <w:rPr>
-          <w:lang w:val="ru-RU"/>
-        </w:rPr>
-        <w:br/>
-        <w:t xml:space="preserve">Полученный </w:t>
-      </w:r>
-      <w:r>
-        <w:t>IP</w:t>
-      </w:r>
-      <w:r>
-        <w:rPr>
-          <w:lang w:val="ru-RU"/>
-        </w:rPr>
-        <w:t>-адрес:</w:t>
-      </w:r>
-      <w:r>
-        <w:rPr>
-          <w:lang w:val="ru-RU"/>
-        </w:rPr>
-        <w:br/>
-      </w:r>
-      <w:r>
-        <w:rPr>
-          <w:lang w:val="ru-RU"/>
-        </w:rPr>
-        <w:br/>
-        <w:t>Вопросы:</w:t>
-      </w:r>
-      <w:r>
-        <w:rPr>
-          <w:lang w:val="ru-RU"/>
-        </w:rPr>
-        <w:br/>
-        <w:t xml:space="preserve">1. Для чего нужен </w:t>
-      </w:r>
-      <w:r>
-        <w:t>DNS</w:t>
-      </w:r>
-      <w:r>
-        <w:rPr>
-          <w:lang w:val="ru-RU"/>
-        </w:rPr>
-        <w:t>?</w:t>
-      </w:r>
-      <w:r>
-        <w:rPr>
-          <w:lang w:val="ru-RU"/>
-        </w:rPr>
-        <w:br/>
-        <w:t xml:space="preserve">2. Почему компьютер использует </w:t>
-      </w:r>
-      <w:r>
-        <w:t>IP</w:t>
-      </w:r>
-      <w:r>
-        <w:rPr>
-          <w:lang w:val="ru-RU"/>
-        </w:rPr>
-        <w:t>-адрес, а не имя сайта?</w:t>
-      </w:r>
-    </w:p>
-    <w:p>
-      <w:pPr>
-        <w:pStyle w:val="21"/>
-        <w:rPr>
-          <w:lang w:val="ru-RU"/>
-        </w:rPr>
-      </w:pPr>
-      <w:r>
-        <w:rPr>
-          <w:lang w:val="ru-RU"/>
-        </w:rPr>
-        <w:t xml:space="preserve">Задание 5. Анализ </w:t>
-      </w:r>
-      <w:r>
-        <w:t>TCP</w:t>
-      </w:r>
-      <w:r>
-        <w:rPr>
-          <w:lang w:val="ru-RU"/>
-        </w:rPr>
-        <w:t>-соединения</w:t>
+        <w:t>Для чего используются статические маршруты?</w:t>
       </w:r>
     </w:p>
     <w:p>
@@ -1162,210 +1569,13 @@
         <w:rPr>
           <w:lang w:val="ru-RU"/>
         </w:rPr>
-        <w:t xml:space="preserve">Цель: изучить процесс установки </w:t>
-      </w:r>
-      <w:r>
-        <w:t>TCP</w:t>
-      </w:r>
-      <w:r>
-        <w:rPr>
-          <w:lang w:val="ru-RU"/>
-        </w:rPr>
-        <w:t>-соединения</w:t>
-      </w:r>
-      <w:r>
-        <w:rPr>
-          <w:lang w:val="ru-RU"/>
-        </w:rPr>
-        <w:t>.</w:t>
-      </w:r>
-      <w:r>
-        <w:rPr>
-          <w:lang w:val="ru-RU"/>
-        </w:rPr>
-        <w:br/>
-      </w:r>
-      <w:r>
-        <w:rPr>
-          <w:lang w:val="ru-RU"/>
-        </w:rPr>
-        <w:br/>
-        <w:t>Использовать фильтр:</w:t>
-      </w:r>
-      <w:r>
-        <w:rPr>
-          <w:lang w:val="ru-RU"/>
-        </w:rPr>
-        <w:br/>
-      </w:r>
-      <w:r>
-        <w:rPr>
-          <w:lang w:val="ru-RU"/>
-        </w:rPr>
-        <w:br/>
-      </w:r>
-      <w:r>
-        <w:t>tcp</w:t>
-      </w:r>
-      <w:r>
-        <w:rPr>
-          <w:lang w:val="ru-RU"/>
-        </w:rPr>
-        <w:t>.</w:t>
-      </w:r>
-      <w:r>
-        <w:t>flags</w:t>
-      </w:r>
-      <w:r>
-        <w:rPr>
-          <w:lang w:val="ru-RU"/>
-        </w:rPr>
-        <w:t>.</w:t>
-      </w:r>
-      <w:r>
-        <w:t>syn</w:t>
-      </w:r>
-      <w:r>
-        <w:rPr>
-          <w:lang w:val="ru-RU"/>
-        </w:rPr>
-        <w:t xml:space="preserve"> == 1</w:t>
-      </w:r>
-      <w:r>
-        <w:rPr>
-          <w:lang w:val="ru-RU"/>
-        </w:rPr>
-        <w:br/>
-      </w:r>
-      <w:r>
-        <w:rPr>
-          <w:lang w:val="ru-RU"/>
-        </w:rPr>
-        <w:br/>
-        <w:t>Найти последовательность:</w:t>
-      </w:r>
-      <w:r>
-        <w:rPr>
-          <w:lang w:val="ru-RU"/>
-        </w:rPr>
-        <w:br/>
-      </w:r>
-      <w:r>
-        <w:rPr>
-          <w:lang w:val="ru-RU"/>
-        </w:rPr>
-        <w:br/>
-      </w:r>
-      <w:r>
-        <w:t>SYN</w:t>
-      </w:r>
-      <w:r>
-        <w:rPr>
-          <w:lang w:val="ru-RU"/>
-        </w:rPr>
-        <w:br/>
-      </w:r>
-      <w:r>
-        <w:t>SYN</w:t>
-      </w:r>
-      <w:r>
-        <w:rPr>
-          <w:lang w:val="ru-RU"/>
-        </w:rPr>
-        <w:t xml:space="preserve"> + </w:t>
-      </w:r>
-      <w:r>
-        <w:t>ACK</w:t>
-      </w:r>
-      <w:r>
-        <w:rPr>
-          <w:lang w:val="ru-RU"/>
-        </w:rPr>
-        <w:br/>
-      </w:r>
-      <w:r>
-        <w:t>ACK</w:t>
-      </w:r>
-      <w:r>
-        <w:rPr>
-          <w:lang w:val="ru-RU"/>
-        </w:rPr>
-        <w:br/>
-      </w:r>
-      <w:r>
-        <w:rPr>
-          <w:lang w:val="ru-RU"/>
-        </w:rPr>
-        <w:br/>
-        <w:t>Заполнить:</w:t>
-      </w:r>
-      <w:r>
-        <w:rPr>
-          <w:lang w:val="ru-RU"/>
-        </w:rPr>
-        <w:br/>
-      </w:r>
-      <w:r>
-        <w:t>IP</w:t>
-      </w:r>
-      <w:r>
-        <w:rPr>
-          <w:lang w:val="ru-RU"/>
-        </w:rPr>
-        <w:t xml:space="preserve"> клиента:</w:t>
-      </w:r>
-      <w:r>
-        <w:rPr>
-          <w:lang w:val="ru-RU"/>
-        </w:rPr>
-        <w:br/>
-      </w:r>
-      <w:r>
-        <w:t>IP</w:t>
-      </w:r>
-      <w:r>
-        <w:rPr>
-          <w:lang w:val="ru-RU"/>
-        </w:rPr>
-        <w:t xml:space="preserve"> сервера:</w:t>
-      </w:r>
-      <w:r>
-        <w:rPr>
-          <w:lang w:val="ru-RU"/>
-        </w:rPr>
-        <w:br/>
-        <w:t>Порт клиента:</w:t>
-      </w:r>
-      <w:r>
-        <w:rPr>
-          <w:lang w:val="ru-RU"/>
-        </w:rPr>
-        <w:br/>
-        <w:t>Порт сервера:</w:t>
-      </w:r>
-      <w:r>
-        <w:rPr>
-          <w:lang w:val="ru-RU"/>
-        </w:rPr>
-        <w:br/>
-      </w:r>
-      <w:r>
-        <w:rPr>
-          <w:lang w:val="ru-RU"/>
-        </w:rPr>
-        <w:br/>
-        <w:t>Вопросы:</w:t>
-      </w:r>
-      <w:r>
-        <w:rPr>
-          <w:lang w:val="ru-RU"/>
-        </w:rPr>
-        <w:br/>
-        <w:t xml:space="preserve">1. Что такое </w:t>
-      </w:r>
-      <w:r>
-        <w:t>TCP</w:t>
-      </w:r>
+        <w:t xml:space="preserve">Что означает команда </w:t>
+      </w:r>
+      <w:proofErr w:type="spellStart"/>
+      <w:r>
+        <w:t>ip</w:t>
+      </w:r>
+      <w:proofErr w:type="spellEnd"/>
       <w:r>
         <w:rPr>
           <w:lang w:val="ru-RU"/>
@@ -1373,68 +1583,13 @@
         <w:t xml:space="preserve"> </w:t>
       </w:r>
       <w:r>
-        <w:t>handshake</w:t>
+        <w:t>route</w:t>
       </w:r>
       <w:r>
         <w:rPr>
           <w:lang w:val="ru-RU"/>
         </w:rPr>
         <w:t>?</w:t>
-      </w:r>
-      <w:r>
-        <w:rPr>
-          <w:lang w:val="ru-RU"/>
-        </w:rPr>
-        <w:br/>
-        <w:t xml:space="preserve">2. Для чего нужен </w:t>
-      </w:r>
-      <w:r>
-        <w:t>SYN</w:t>
-      </w:r>
-      <w:r>
-        <w:rPr>
-          <w:lang w:val="ru-RU"/>
-        </w:rPr>
-        <w:t>?</w:t>
-      </w:r>
-      <w:r>
-        <w:rPr>
-          <w:lang w:val="ru-RU"/>
-        </w:rPr>
-        <w:br/>
-        <w:t xml:space="preserve">3. Для чего нужен </w:t>
-      </w:r>
-      <w:r>
-        <w:t>ACK</w:t>
-      </w:r>
-      <w:r>
-        <w:rPr>
-          <w:lang w:val="ru-RU"/>
-        </w:rPr>
-        <w:t>?</w:t>
-      </w:r>
-    </w:p>
-    <w:p>
-      <w:pPr>
-        <w:pStyle w:val="21"/>
-        <w:rPr>
-          <w:lang w:val="ru-RU"/>
-        </w:rPr>
-      </w:pPr>
-      <w:r>
-        <w:rPr>
-          <w:lang w:val="ru-RU"/>
-        </w:rPr>
-        <w:t xml:space="preserve">Задание 6. Анализ </w:t>
-      </w:r>
-      <w:r>
-        <w:t>HTTPS</w:t>
-      </w:r>
-      <w:r>
-        <w:rPr>
-          <w:lang w:val="ru-RU"/>
-        </w:rPr>
-        <w:t xml:space="preserve"> соединения</w:t>
       </w:r>
     </w:p>
     <w:p>
@@ -1447,202 +1602,7 @@
         <w:rPr>
           <w:lang w:val="ru-RU"/>
         </w:rPr>
-        <w:t xml:space="preserve">Цель: изучить работу защищенного соединения </w:t>
-      </w:r>
-      <w:r>
-        <w:t>TLS</w:t>
-      </w:r>
-      <w:r>
-        <w:rPr>
-          <w:lang w:val="ru-RU"/>
-        </w:rPr>
-        <w:t>.</w:t>
-      </w:r>
-      <w:r>
-        <w:rPr>
-          <w:lang w:val="ru-RU"/>
-        </w:rPr>
-        <w:br/>
-      </w:r>
-      <w:r>
-        <w:rPr>
-          <w:lang w:val="ru-RU"/>
-        </w:rPr>
-        <w:br/>
-      </w:r>
-      <w:r>
-        <w:rPr>
-          <w:lang w:val="ru-RU"/>
-        </w:rPr>
-        <w:lastRenderedPageBreak/>
-        <w:t>Ход выполнения:</w:t>
-      </w:r>
-      <w:r>
-        <w:rPr>
-          <w:lang w:val="ru-RU"/>
-        </w:rPr>
-        <w:br/>
-        <w:t xml:space="preserve">1. Открыть </w:t>
-      </w:r>
-      <w:r>
-        <w:t>HTTPS</w:t>
-      </w:r>
-      <w:r>
-        <w:rPr>
-          <w:lang w:val="ru-RU"/>
-        </w:rPr>
-        <w:t>-сайт.</w:t>
-      </w:r>
-      <w:r>
-        <w:rPr>
-          <w:lang w:val="ru-RU"/>
-        </w:rPr>
-        <w:br/>
-        <w:t>2. Использовать фильтр:</w:t>
-      </w:r>
-      <w:r>
-        <w:rPr>
-          <w:lang w:val="ru-RU"/>
-        </w:rPr>
-        <w:br/>
-      </w:r>
-      <w:r>
-        <w:rPr>
-          <w:lang w:val="ru-RU"/>
-        </w:rPr>
-        <w:br/>
-      </w:r>
-      <w:r>
-        <w:t>tls</w:t>
-      </w:r>
-      <w:r>
-        <w:rPr>
-          <w:lang w:val="ru-RU"/>
-        </w:rPr>
-        <w:br/>
-      </w:r>
-      <w:r>
-        <w:rPr>
-          <w:lang w:val="ru-RU"/>
-        </w:rPr>
-        <w:br/>
-        <w:t>Определить:</w:t>
-      </w:r>
-      <w:r>
-        <w:rPr>
-          <w:lang w:val="ru-RU"/>
-        </w:rPr>
-        <w:br/>
-      </w:r>
-      <w:r>
-        <w:t>IP</w:t>
-      </w:r>
-      <w:r>
-        <w:rPr>
-          <w:lang w:val="ru-RU"/>
-        </w:rPr>
-        <w:t xml:space="preserve"> сервера:</w:t>
-      </w:r>
-      <w:r>
-        <w:rPr>
-          <w:lang w:val="ru-RU"/>
-        </w:rPr>
-        <w:br/>
-        <w:t>Порт сервера:</w:t>
-      </w:r>
-      <w:r>
-        <w:rPr>
-          <w:lang w:val="ru-RU"/>
-        </w:rPr>
-        <w:br/>
-        <w:t xml:space="preserve">Версия </w:t>
-      </w:r>
-      <w:r>
-        <w:t>TLS</w:t>
-      </w:r>
-      <w:r>
-        <w:rPr>
-          <w:lang w:val="ru-RU"/>
-        </w:rPr>
-        <w:t>:</w:t>
-      </w:r>
-      <w:r>
-        <w:rPr>
-          <w:lang w:val="ru-RU"/>
-        </w:rPr>
-        <w:br/>
-        <w:t>Количество пакетов:</w:t>
-      </w:r>
-      <w:r>
-        <w:rPr>
-          <w:lang w:val="ru-RU"/>
-        </w:rPr>
-        <w:br/>
-      </w:r>
-      <w:r>
-        <w:rPr>
-          <w:lang w:val="ru-RU"/>
-        </w:rPr>
-        <w:br/>
-        <w:t>Вопросы:</w:t>
-      </w:r>
-      <w:r>
-        <w:rPr>
-          <w:lang w:val="ru-RU"/>
-        </w:rPr>
-        <w:br/>
-        <w:t xml:space="preserve">1. Почему нельзя прочитать содержимое </w:t>
-      </w:r>
-      <w:r>
-        <w:t>HT</w:t>
-      </w:r>
-      <w:r>
-        <w:t>TPS</w:t>
-      </w:r>
-      <w:r>
-        <w:rPr>
-          <w:lang w:val="ru-RU"/>
-        </w:rPr>
-        <w:t xml:space="preserve"> напрямую?</w:t>
-      </w:r>
-      <w:r>
-        <w:rPr>
-          <w:lang w:val="ru-RU"/>
-        </w:rPr>
-        <w:br/>
-        <w:t xml:space="preserve">2. Какие данные все равно видны в </w:t>
-      </w:r>
-      <w:r>
-        <w:t>Wireshark</w:t>
-      </w:r>
-      <w:r>
-        <w:rPr>
-          <w:lang w:val="ru-RU"/>
-        </w:rPr>
-        <w:t>?</w:t>
-      </w:r>
-    </w:p>
-    <w:p>
-      <w:pPr>
-        <w:pStyle w:val="21"/>
-        <w:rPr>
-          <w:lang w:val="ru-RU"/>
-        </w:rPr>
-      </w:pPr>
-      <w:r>
-        <w:rPr>
-          <w:lang w:val="ru-RU"/>
-        </w:rPr>
-        <w:t xml:space="preserve">Задание 7. Анализ </w:t>
-      </w:r>
-      <w:r>
-        <w:t>HTTP</w:t>
-      </w:r>
-      <w:r>
-        <w:rPr>
-          <w:lang w:val="ru-RU"/>
-        </w:rPr>
-        <w:t>-трафика</w:t>
+        <w:t>Почему необходимо добавлять обратные маршруты?</w:t>
       </w:r>
     </w:p>
     <w:p>
@@ -1655,832 +1615,16 @@
         <w:rPr>
           <w:lang w:val="ru-RU"/>
         </w:rPr>
-        <w:t xml:space="preserve">Цель: изучить структуру </w:t>
-      </w:r>
-      <w:r>
-        <w:t>HTTP</w:t>
+        <w:t xml:space="preserve">Чем статическая маршрутизация отличается от </w:t>
+      </w:r>
+      <w:r>
+        <w:t>OSPF</w:t>
       </w:r>
       <w:r>
         <w:rPr>
           <w:lang w:val="ru-RU"/>
         </w:rPr>
-        <w:t>-запроса.</w:t>
-      </w:r>
-      <w:r>
-        <w:rPr>
-          <w:lang w:val="ru-RU"/>
-        </w:rPr>
-        <w:br/>
-      </w:r>
-      <w:r>
-        <w:rPr>
-          <w:lang w:val="ru-RU"/>
-        </w:rPr>
-        <w:br/>
-        <w:t>Использовать фильтр:</w:t>
-      </w:r>
-      <w:r>
-        <w:rPr>
-          <w:lang w:val="ru-RU"/>
-        </w:rPr>
-        <w:br/>
-      </w:r>
-      <w:r>
-        <w:rPr>
-          <w:lang w:val="ru-RU"/>
-        </w:rPr>
-        <w:br/>
-      </w:r>
-      <w:r>
-        <w:t>http</w:t>
-      </w:r>
-      <w:r>
-        <w:rPr>
-          <w:lang w:val="ru-RU"/>
-        </w:rPr>
-        <w:br/>
-      </w:r>
-      <w:r>
-        <w:rPr>
-          <w:lang w:val="ru-RU"/>
-        </w:rPr>
-        <w:br/>
-        <w:t xml:space="preserve">Найти запрос </w:t>
-      </w:r>
-      <w:r>
-        <w:t>GET</w:t>
-      </w:r>
-      <w:r>
-        <w:rPr>
-          <w:lang w:val="ru-RU"/>
-        </w:rPr>
-        <w:t>.</w:t>
-      </w:r>
-      <w:r>
-        <w:rPr>
-          <w:lang w:val="ru-RU"/>
-        </w:rPr>
-        <w:br/>
-      </w:r>
-      <w:r>
-        <w:rPr>
-          <w:lang w:val="ru-RU"/>
-        </w:rPr>
-        <w:br/>
-        <w:t>Определить:</w:t>
-      </w:r>
-      <w:r>
-        <w:rPr>
-          <w:lang w:val="ru-RU"/>
-        </w:rPr>
-        <w:br/>
-      </w:r>
-      <w:r>
-        <w:t>Host</w:t>
-      </w:r>
-      <w:r>
-        <w:rPr>
-          <w:lang w:val="ru-RU"/>
-        </w:rPr>
-        <w:t>:</w:t>
-      </w:r>
-      <w:r>
-        <w:rPr>
-          <w:lang w:val="ru-RU"/>
-        </w:rPr>
-        <w:br/>
-      </w:r>
-      <w:r>
-        <w:t>URI</w:t>
-      </w:r>
-      <w:r>
-        <w:rPr>
-          <w:lang w:val="ru-RU"/>
-        </w:rPr>
-        <w:t>:</w:t>
-      </w:r>
-      <w:r>
-        <w:rPr>
-          <w:lang w:val="ru-RU"/>
-        </w:rPr>
-        <w:br/>
-      </w:r>
-      <w:r>
-        <w:t>User</w:t>
-      </w:r>
-      <w:r>
-        <w:rPr>
-          <w:lang w:val="ru-RU"/>
-        </w:rPr>
-        <w:t>-</w:t>
-      </w:r>
-      <w:r>
-        <w:t>Agent</w:t>
-      </w:r>
-      <w:r>
-        <w:rPr>
-          <w:lang w:val="ru-RU"/>
-        </w:rPr>
-        <w:t>:</w:t>
-      </w:r>
-      <w:r>
-        <w:rPr>
-          <w:lang w:val="ru-RU"/>
-        </w:rPr>
-        <w:br/>
-      </w:r>
-      <w:r>
-        <w:t>HTTP</w:t>
-      </w:r>
-      <w:r>
-        <w:rPr>
-          <w:lang w:val="ru-RU"/>
-        </w:rPr>
-        <w:t xml:space="preserve"> </w:t>
-      </w:r>
-      <w:r>
-        <w:t>Method</w:t>
-      </w:r>
-      <w:r>
-        <w:rPr>
-          <w:lang w:val="ru-RU"/>
-        </w:rPr>
-        <w:t>:</w:t>
-      </w:r>
-      <w:r>
-        <w:rPr>
-          <w:lang w:val="ru-RU"/>
-        </w:rPr>
-        <w:br/>
-      </w:r>
-      <w:r>
-        <w:rPr>
-          <w:lang w:val="ru-RU"/>
-        </w:rPr>
-        <w:br/>
-        <w:t>Вопросы:</w:t>
-      </w:r>
-      <w:r>
-        <w:rPr>
-          <w:lang w:val="ru-RU"/>
-        </w:rPr>
-        <w:br/>
-        <w:t>1. Какие данные содерж</w:t>
-      </w:r>
-      <w:r>
-        <w:rPr>
-          <w:lang w:val="ru-RU"/>
-        </w:rPr>
-        <w:t xml:space="preserve">ит </w:t>
-      </w:r>
-      <w:r>
-        <w:t>HTTP</w:t>
-      </w:r>
-      <w:r>
-        <w:rPr>
-          <w:lang w:val="ru-RU"/>
-        </w:rPr>
-        <w:t>-запрос?</w:t>
-      </w:r>
-      <w:r>
-        <w:rPr>
-          <w:lang w:val="ru-RU"/>
-        </w:rPr>
-        <w:br/>
-        <w:t xml:space="preserve">2. Почему </w:t>
-      </w:r>
-      <w:r>
-        <w:t>HTTP</w:t>
-      </w:r>
-      <w:r>
-        <w:rPr>
-          <w:lang w:val="ru-RU"/>
-        </w:rPr>
-        <w:t xml:space="preserve"> считается небезопасным?</w:t>
-      </w:r>
-    </w:p>
-    <w:p>
-      <w:pPr>
-        <w:pStyle w:val="21"/>
-        <w:rPr>
-          <w:lang w:val="ru-RU"/>
-        </w:rPr>
-      </w:pPr>
-      <w:r>
-        <w:rPr>
-          <w:lang w:val="ru-RU"/>
-        </w:rPr>
-        <w:t>Задание 8. Анализ сетевых соединений</w:t>
-      </w:r>
-    </w:p>
-    <w:p>
-      <w:pPr>
-        <w:rPr>
-          <w:lang w:val="ru-RU"/>
-        </w:rPr>
-      </w:pPr>
-      <w:r>
-        <w:rPr>
-          <w:lang w:val="ru-RU"/>
-        </w:rPr>
-        <w:t>Цель: определить активные соединения компьютера.</w:t>
-      </w:r>
-      <w:r>
-        <w:rPr>
-          <w:lang w:val="ru-RU"/>
-        </w:rPr>
-        <w:br/>
-      </w:r>
-      <w:r>
-        <w:rPr>
-          <w:lang w:val="ru-RU"/>
-        </w:rPr>
-        <w:br/>
-        <w:t>Открыть:</w:t>
-      </w:r>
-      <w:r>
-        <w:rPr>
-          <w:lang w:val="ru-RU"/>
-        </w:rPr>
-        <w:br/>
-      </w:r>
-      <w:r>
-        <w:rPr>
-          <w:lang w:val="ru-RU"/>
-        </w:rPr>
-        <w:br/>
-      </w:r>
-      <w:r>
-        <w:t>Statistics</w:t>
-      </w:r>
-      <w:r>
-        <w:rPr>
-          <w:lang w:val="ru-RU"/>
-        </w:rPr>
-        <w:t xml:space="preserve"> → </w:t>
-      </w:r>
-      <w:r>
-        <w:t>Conversations</w:t>
-      </w:r>
-      <w:r>
-        <w:rPr>
-          <w:lang w:val="ru-RU"/>
-        </w:rPr>
-        <w:br/>
-      </w:r>
-      <w:r>
-        <w:rPr>
-          <w:lang w:val="ru-RU"/>
-        </w:rPr>
-        <w:lastRenderedPageBreak/>
-        <w:br/>
-        <w:t>Заполнить таблицу:</w:t>
-      </w:r>
-      <w:r>
-        <w:rPr>
-          <w:lang w:val="ru-RU"/>
-        </w:rPr>
-        <w:br/>
-      </w:r>
-      <w:r>
-        <w:rPr>
-          <w:lang w:val="ru-RU"/>
-        </w:rPr>
-        <w:br/>
-      </w:r>
-      <w:r>
-        <w:t>IP</w:t>
-      </w:r>
-      <w:r>
-        <w:rPr>
-          <w:lang w:val="ru-RU"/>
-        </w:rPr>
-        <w:t xml:space="preserve"> источника:</w:t>
-      </w:r>
-      <w:r>
-        <w:rPr>
-          <w:lang w:val="ru-RU"/>
-        </w:rPr>
-        <w:br/>
-      </w:r>
-      <w:r>
-        <w:t>IP</w:t>
-      </w:r>
-      <w:r>
-        <w:rPr>
-          <w:lang w:val="ru-RU"/>
-        </w:rPr>
-        <w:t xml:space="preserve"> назначения:</w:t>
-      </w:r>
-      <w:r>
-        <w:rPr>
-          <w:lang w:val="ru-RU"/>
-        </w:rPr>
-        <w:br/>
-        <w:t>Протокол:</w:t>
-      </w:r>
-      <w:r>
-        <w:rPr>
-          <w:lang w:val="ru-RU"/>
-        </w:rPr>
-        <w:br/>
-        <w:t>Количество пакето</w:t>
-      </w:r>
-      <w:r>
-        <w:rPr>
-          <w:lang w:val="ru-RU"/>
-        </w:rPr>
-        <w:t>в:</w:t>
-      </w:r>
-      <w:r>
-        <w:rPr>
-          <w:lang w:val="ru-RU"/>
-        </w:rPr>
-        <w:br/>
-      </w:r>
-      <w:r>
-        <w:rPr>
-          <w:lang w:val="ru-RU"/>
-        </w:rPr>
-        <w:br/>
-        <w:t>Вопросы:</w:t>
-      </w:r>
-      <w:r>
-        <w:rPr>
-          <w:lang w:val="ru-RU"/>
-        </w:rPr>
-        <w:br/>
-        <w:t>1. С какими устройствами взаимодействует компьютер?</w:t>
-      </w:r>
-      <w:r>
-        <w:rPr>
-          <w:lang w:val="ru-RU"/>
-        </w:rPr>
-        <w:br/>
-        <w:t>2. Какие протоколы используются чаще всего?</w:t>
-      </w:r>
-    </w:p>
-    <w:p>
-      <w:pPr>
-        <w:pStyle w:val="21"/>
-        <w:rPr>
-          <w:lang w:val="ru-RU"/>
-        </w:rPr>
-      </w:pPr>
-      <w:r>
-        <w:rPr>
-          <w:lang w:val="ru-RU"/>
-        </w:rPr>
-        <w:t>Задание 9. Анализ используемых протоколов</w:t>
-      </w:r>
-    </w:p>
-    <w:p>
-      <w:pPr>
-        <w:rPr>
-          <w:lang w:val="ru-RU"/>
-        </w:rPr>
-      </w:pPr>
-      <w:r>
-        <w:rPr>
-          <w:lang w:val="ru-RU"/>
-        </w:rPr>
-        <w:t>Открыть:</w:t>
-      </w:r>
-      <w:r>
-        <w:rPr>
-          <w:lang w:val="ru-RU"/>
-        </w:rPr>
-        <w:br/>
-      </w:r>
-      <w:r>
-        <w:rPr>
-          <w:lang w:val="ru-RU"/>
-        </w:rPr>
-        <w:br/>
-      </w:r>
-      <w:r>
-        <w:t>Statistics</w:t>
-      </w:r>
-      <w:r>
-        <w:rPr>
-          <w:lang w:val="ru-RU"/>
-        </w:rPr>
-        <w:t xml:space="preserve"> → </w:t>
-      </w:r>
-      <w:r>
-        <w:t>Protocol</w:t>
-      </w:r>
-      <w:r>
-        <w:rPr>
-          <w:lang w:val="ru-RU"/>
-        </w:rPr>
-        <w:t xml:space="preserve"> </w:t>
-      </w:r>
-      <w:r>
-        <w:t>Hierarchy</w:t>
-      </w:r>
-      <w:r>
-        <w:rPr>
-          <w:lang w:val="ru-RU"/>
-        </w:rPr>
-        <w:br/>
-      </w:r>
-      <w:r>
-        <w:rPr>
-          <w:lang w:val="ru-RU"/>
-        </w:rPr>
-        <w:br/>
-        <w:t>Записать количество пакетов:</w:t>
-      </w:r>
-      <w:r>
-        <w:rPr>
-          <w:lang w:val="ru-RU"/>
-        </w:rPr>
-        <w:br/>
-      </w:r>
-      <w:r>
-        <w:rPr>
-          <w:lang w:val="ru-RU"/>
-        </w:rPr>
-        <w:br/>
-      </w:r>
-      <w:r>
-        <w:t>Ethernet</w:t>
-      </w:r>
-      <w:r>
-        <w:rPr>
-          <w:lang w:val="ru-RU"/>
-        </w:rPr>
-        <w:t>:</w:t>
-      </w:r>
-      <w:r>
-        <w:rPr>
-          <w:lang w:val="ru-RU"/>
-        </w:rPr>
-        <w:br/>
-      </w:r>
-      <w:r>
-        <w:t>IPv</w:t>
-      </w:r>
-      <w:r>
-        <w:rPr>
-          <w:lang w:val="ru-RU"/>
-        </w:rPr>
-        <w:t>4:</w:t>
-      </w:r>
-      <w:r>
-        <w:rPr>
-          <w:lang w:val="ru-RU"/>
-        </w:rPr>
-        <w:br/>
-      </w:r>
-      <w:r>
-        <w:t>TCP</w:t>
-      </w:r>
-      <w:r>
-        <w:rPr>
-          <w:lang w:val="ru-RU"/>
-        </w:rPr>
-        <w:t>:</w:t>
-      </w:r>
-      <w:r>
-        <w:rPr>
-          <w:lang w:val="ru-RU"/>
-        </w:rPr>
-        <w:br/>
-      </w:r>
-      <w:r>
-        <w:t>UDP</w:t>
-      </w:r>
-      <w:r>
-        <w:rPr>
-          <w:lang w:val="ru-RU"/>
-        </w:rPr>
-        <w:t>:</w:t>
-      </w:r>
-      <w:r>
-        <w:rPr>
-          <w:lang w:val="ru-RU"/>
-        </w:rPr>
-        <w:br/>
-      </w:r>
-      <w:r>
-        <w:t>TLS</w:t>
-      </w:r>
-      <w:r>
-        <w:rPr>
-          <w:lang w:val="ru-RU"/>
-        </w:rPr>
-        <w:t>:</w:t>
-      </w:r>
-      <w:r>
-        <w:rPr>
-          <w:lang w:val="ru-RU"/>
-        </w:rPr>
-        <w:br/>
-      </w:r>
-      <w:r>
-        <w:t>D</w:t>
-      </w:r>
-      <w:r>
-        <w:t>NS</w:t>
-      </w:r>
-      <w:r>
-        <w:rPr>
-          <w:lang w:val="ru-RU"/>
-        </w:rPr>
-        <w:t>:</w:t>
-      </w:r>
-      <w:r>
-        <w:rPr>
-          <w:lang w:val="ru-RU"/>
-        </w:rPr>
-        <w:br/>
-      </w:r>
-      <w:r>
-        <w:rPr>
-          <w:lang w:val="ru-RU"/>
-        </w:rPr>
-        <w:br/>
-        <w:t>Вопрос:</w:t>
-      </w:r>
-      <w:r>
-        <w:rPr>
-          <w:lang w:val="ru-RU"/>
-        </w:rPr>
-        <w:br/>
-        <w:t>Какие протоколы использовал компьютер во время работы?</w:t>
-      </w:r>
-    </w:p>
-    <w:p>
-      <w:pPr>
-        <w:pStyle w:val="21"/>
-        <w:rPr>
-          <w:lang w:val="ru-RU"/>
-        </w:rPr>
-      </w:pPr>
-      <w:r>
-        <w:rPr>
-          <w:lang w:val="ru-RU"/>
-        </w:rPr>
-        <w:t>Задание 10. Мини-расследование сетевого трафика</w:t>
-      </w:r>
-    </w:p>
-    <w:p>
-      <w:pPr>
-        <w:rPr>
-          <w:lang w:val="ru-RU"/>
-        </w:rPr>
-      </w:pPr>
-      <w:r>
-        <w:rPr>
-          <w:lang w:val="ru-RU"/>
-        </w:rPr>
-        <w:t>Ситуация:</w:t>
-      </w:r>
-      <w:r>
-        <w:rPr>
-          <w:lang w:val="ru-RU"/>
-        </w:rPr>
-        <w:br/>
-        <w:t>Необходимо определить, какие сетевые действия выполнялись компьютером.</w:t>
-      </w:r>
-      <w:r>
-        <w:rPr>
-          <w:lang w:val="ru-RU"/>
-        </w:rPr>
-        <w:br/>
-      </w:r>
-      <w:r>
-        <w:rPr>
-          <w:lang w:val="ru-RU"/>
-        </w:rPr>
-        <w:br/>
-        <w:t>Необходимо найти:</w:t>
-      </w:r>
-      <w:r>
-        <w:rPr>
-          <w:lang w:val="ru-RU"/>
-        </w:rPr>
-        <w:br/>
-        <w:t>1. Участников сетевого обмена.</w:t>
-      </w:r>
-      <w:r>
-        <w:rPr>
-          <w:lang w:val="ru-RU"/>
-        </w:rPr>
-        <w:br/>
-        <w:t>2. Исполь</w:t>
-      </w:r>
-      <w:r>
-        <w:rPr>
-          <w:lang w:val="ru-RU"/>
-        </w:rPr>
-        <w:t>зуемые протоколы.</w:t>
-      </w:r>
-      <w:r>
-        <w:rPr>
-          <w:lang w:val="ru-RU"/>
-        </w:rPr>
-        <w:br/>
-        <w:t xml:space="preserve">3. </w:t>
-      </w:r>
-      <w:r>
-        <w:t>DNS</w:t>
-      </w:r>
-      <w:r>
-        <w:rPr>
-          <w:lang w:val="ru-RU"/>
-        </w:rPr>
-        <w:t>-запросы.</w:t>
-      </w:r>
-      <w:r>
-        <w:rPr>
-          <w:lang w:val="ru-RU"/>
-        </w:rPr>
-        <w:br/>
-        <w:t xml:space="preserve">4. </w:t>
-      </w:r>
-      <w:r>
-        <w:t>TCP</w:t>
-      </w:r>
-      <w:r>
-        <w:rPr>
-          <w:lang w:val="ru-RU"/>
-        </w:rPr>
-        <w:t>-соединения.</w:t>
-      </w:r>
-      <w:r>
-        <w:rPr>
-          <w:lang w:val="ru-RU"/>
-        </w:rPr>
-        <w:br/>
-        <w:t xml:space="preserve">5. </w:t>
-      </w:r>
-      <w:r>
-        <w:t>TLS</w:t>
-      </w:r>
-      <w:r>
-        <w:rPr>
-          <w:lang w:val="ru-RU"/>
-        </w:rPr>
-        <w:t>-соединения.</w:t>
-      </w:r>
-      <w:r>
-        <w:rPr>
-          <w:lang w:val="ru-RU"/>
-        </w:rPr>
-        <w:br/>
-      </w:r>
-      <w:r>
-        <w:rPr>
-          <w:lang w:val="ru-RU"/>
-        </w:rPr>
-        <w:br/>
-        <w:t>Составить описание процесса обмена:</w:t>
-      </w:r>
-      <w:r>
-        <w:rPr>
-          <w:lang w:val="ru-RU"/>
-        </w:rPr>
-        <w:br/>
-      </w:r>
-      <w:r>
-        <w:rPr>
-          <w:lang w:val="ru-RU"/>
-        </w:rPr>
-        <w:lastRenderedPageBreak/>
-        <w:br/>
-        <w:t>Компьютер получил сетевые параметры.</w:t>
-      </w:r>
-      <w:r>
-        <w:rPr>
-          <w:lang w:val="ru-RU"/>
-        </w:rPr>
-        <w:br/>
-        <w:t xml:space="preserve">Был выполнен </w:t>
-      </w:r>
-      <w:r>
-        <w:t>DNS</w:t>
-      </w:r>
-      <w:r>
-        <w:rPr>
-          <w:lang w:val="ru-RU"/>
-        </w:rPr>
-        <w:t>-запрос.</w:t>
-      </w:r>
-      <w:r>
-        <w:rPr>
-          <w:lang w:val="ru-RU"/>
-        </w:rPr>
-        <w:br/>
-        <w:t xml:space="preserve">После получения </w:t>
-      </w:r>
-      <w:r>
-        <w:t>IP</w:t>
-      </w:r>
-      <w:r>
-        <w:rPr>
-          <w:lang w:val="ru-RU"/>
-        </w:rPr>
-        <w:t xml:space="preserve">-адреса установлено </w:t>
-      </w:r>
-      <w:r>
-        <w:t>TCP</w:t>
-      </w:r>
-      <w:r>
-        <w:rPr>
-          <w:lang w:val="ru-RU"/>
-        </w:rPr>
-        <w:t>-соединение.</w:t>
-      </w:r>
-      <w:r>
-        <w:rPr>
-          <w:lang w:val="ru-RU"/>
-        </w:rPr>
-        <w:br/>
-        <w:t xml:space="preserve">Затем создано защищенное </w:t>
-      </w:r>
-      <w:r>
-        <w:t>TLS</w:t>
-      </w:r>
-      <w:r>
-        <w:rPr>
-          <w:lang w:val="ru-RU"/>
-        </w:rPr>
-        <w:t>-с</w:t>
-      </w:r>
-      <w:r>
-        <w:rPr>
-          <w:lang w:val="ru-RU"/>
-        </w:rPr>
-        <w:t>оединение.</w:t>
-      </w:r>
-    </w:p>
-    <w:p>
-      <w:pPr>
-        <w:pStyle w:val="21"/>
-        <w:rPr>
-          <w:lang w:val="ru-RU"/>
-        </w:rPr>
-      </w:pPr>
-      <w:r>
-        <w:rPr>
-          <w:lang w:val="ru-RU"/>
-        </w:rPr>
-        <w:t>Отчет по лабораторной работе</w:t>
-      </w:r>
-    </w:p>
-    <w:p>
-      <w:r>
-        <w:rPr>
-          <w:lang w:val="ru-RU"/>
-        </w:rPr>
-        <w:t>Отчет должен содержать:</w:t>
-      </w:r>
-      <w:r>
-        <w:rPr>
-          <w:lang w:val="ru-RU"/>
-        </w:rPr>
-        <w:br/>
-        <w:t>1. Название лабораторной работы.</w:t>
-      </w:r>
-      <w:r>
-        <w:rPr>
-          <w:lang w:val="ru-RU"/>
-        </w:rPr>
-        <w:br/>
-        <w:t>2. Цель работы.</w:t>
-      </w:r>
-      <w:r>
-        <w:rPr>
-          <w:lang w:val="ru-RU"/>
-        </w:rPr>
-        <w:br/>
-        <w:t>3. Ответы на все задания.</w:t>
-      </w:r>
-      <w:r>
-        <w:rPr>
-          <w:lang w:val="ru-RU"/>
-        </w:rPr>
-        <w:br/>
-        <w:t>4. Скриншоты результатов анализа пакетов.</w:t>
-      </w:r>
-      <w:r>
-        <w:rPr>
-          <w:lang w:val="ru-RU"/>
-        </w:rPr>
-        <w:br/>
-        <w:t>5. Ответы на контрольные вопросы.</w:t>
-      </w:r>
-      <w:r>
-        <w:rPr>
-          <w:lang w:val="ru-RU"/>
-        </w:rPr>
-        <w:br/>
-      </w:r>
-      <w:r>
-        <w:t>6. Вывод.</w:t>
+        <w:t>?</w:t>
       </w:r>
     </w:p>
     <w:sectPr>
@@ -3092,8 +2236,7 @@
     <w:qFormat/>
     <w:rsid w:val="00FC693F"/>
     <w:rPr>
-      <w:rFonts w:ascii="Times New Roman" w:hAnsi="Times New Roman"/>
-      <w:sz w:val="24"/>
+      <w:rFonts w:ascii="Arial" w:hAnsi="Arial"/>
     </w:rPr>
   </w:style>
   <w:style w:type="paragraph" w:styleId="1">
@@ -3486,6 +2629,7 @@
       <w:iCs/>
       <w:color w:val="4F81BD" w:themeColor="accent1"/>
       <w:spacing w:val="15"/>
+      <w:sz w:val="24"/>
       <w:szCs w:val="24"/>
     </w:rPr>
   </w:style>
